--- a/Operator_Guides/02_Clarizen_Connector_Guide.docx
+++ b/Operator_Guides/02_Clarizen_Connector_Guide.docx
@@ -155,7 +155,7 @@
                 <w:color w:val="202020"/>
                 <w:sz w:val="20"/>
               </w:rPr>
-              <w:t>1.0</w:t>
+              <w:t>1.1</w:t>
             </w:r>
           </w:p>
         </w:tc>
@@ -187,7 +187,7 @@
                 <w:color w:val="202020"/>
                 <w:sz w:val="20"/>
               </w:rPr>
-              <w:t>18 July 2026</w:t>
+              <w:t>18 July 2026 (bank-grade hardening release)</w:t>
             </w:r>
           </w:p>
         </w:tc>
@@ -643,6 +643,415 @@
                 <w:sz w:val="20"/>
               </w:rPr>
               <w:t xml:space="preserve"> team. Collect them using the checklist in Section 8 before you start.</w:t>
+            </w:r>
+          </w:p>
+        </w:tc>
+      </w:tr>
+    </w:tbl>
+    <w:p>
+      <w:pPr>
+        <w:spacing w:after="40"/>
+      </w:pPr>
+    </w:p>
+    <w:p>
+      <w:pPr>
+        <w:pStyle w:val="Heading2"/>
+      </w:pPr>
+      <w:r>
+        <w:rPr>
+          <w:color w:val="2E5496"/>
+        </w:rPr>
+        <w:t>1.3 What changed in this release — safe defaults</w:t>
+      </w:r>
+    </w:p>
+    <w:p>
+      <w:pPr>
+        <w:spacing w:after="120"/>
+      </w:pPr>
+      <w:r>
+        <w:rPr>
+          <w:b/>
+          <w:color w:val="202020"/>
+        </w:rPr>
+        <w:t>Version 1.1 is a bank-grade hardening release.</w:t>
+      </w:r>
+      <w:r>
+        <w:rPr>
+          <w:color w:val="202020"/>
+        </w:rPr>
+        <w:t xml:space="preserve"> Several defaults changed to safe-by-default values, and new opt-in controls were added. If you are upgrading an existing deployment, read this list before you restart — the behaviour changes even if you edit no configuration:</w:t>
+      </w:r>
+    </w:p>
+    <w:p>
+      <w:pPr>
+        <w:pStyle w:val="ListBullet"/>
+        <w:spacing w:after="40"/>
+      </w:pPr>
+      <w:r>
+        <w:rPr>
+          <w:b/>
+          <w:color w:val="202020"/>
+        </w:rPr>
+        <w:t>Financial figures are now hidden by default.</w:t>
+      </w:r>
+      <w:r>
+        <w:rPr>
+          <w:color w:val="202020"/>
+        </w:rPr>
+        <w:t xml:space="preserve"> </w:t>
+      </w:r>
+      <w:r>
+        <w:rPr>
+          <w:rFonts w:ascii="Consolas" w:hAnsi="Consolas"/>
+          <w:color w:val="202020"/>
+          <w:sz w:val="19"/>
+        </w:rPr>
+        <w:t>FINANCIAL_DATA_MODE</w:t>
+      </w:r>
+      <w:r>
+        <w:rPr>
+          <w:color w:val="202020"/>
+        </w:rPr>
+        <w:t xml:space="preserve"> defaults to </w:t>
+      </w:r>
+      <w:r>
+        <w:rPr>
+          <w:rFonts w:ascii="Consolas" w:hAnsi="Consolas"/>
+          <w:b/>
+          <w:color w:val="202020"/>
+          <w:sz w:val="19"/>
+        </w:rPr>
+        <w:t>filter</w:t>
+      </w:r>
+      <w:r>
+        <w:rPr>
+          <w:color w:val="202020"/>
+        </w:rPr>
+        <w:t xml:space="preserve"> (was </w:t>
+      </w:r>
+      <w:r>
+        <w:rPr>
+          <w:rFonts w:ascii="Consolas" w:hAnsi="Consolas"/>
+          <w:color w:val="202020"/>
+          <w:sz w:val="19"/>
+        </w:rPr>
+        <w:t>tag</w:t>
+      </w:r>
+      <w:r>
+        <w:rPr>
+          <w:color w:val="202020"/>
+        </w:rPr>
+        <w:t xml:space="preserve">): financial field values (budget, cost, rates, revenue) are STRIPPED from every item, so no reader sees them through Copilot. The old </w:t>
+      </w:r>
+      <w:r>
+        <w:rPr>
+          <w:rFonts w:ascii="Consolas" w:hAnsi="Consolas"/>
+          <w:color w:val="202020"/>
+          <w:sz w:val="19"/>
+        </w:rPr>
+        <w:t>tag</w:t>
+      </w:r>
+      <w:r>
+        <w:rPr>
+          <w:color w:val="202020"/>
+        </w:rPr>
+        <w:t xml:space="preserve"> default only labelled the data and left the figures visible to anyone with item access; </w:t>
+      </w:r>
+      <w:r>
+        <w:rPr>
+          <w:rFonts w:ascii="Consolas" w:hAnsi="Consolas"/>
+          <w:color w:val="202020"/>
+          <w:sz w:val="19"/>
+        </w:rPr>
+        <w:t>tag</w:t>
+      </w:r>
+      <w:r>
+        <w:rPr>
+          <w:color w:val="202020"/>
+        </w:rPr>
+        <w:t xml:space="preserve"> now also emits a loud </w:t>
+      </w:r>
+      <w:r>
+        <w:rPr>
+          <w:rFonts w:ascii="Consolas" w:hAnsi="Consolas"/>
+          <w:color w:val="202020"/>
+          <w:sz w:val="19"/>
+        </w:rPr>
+        <w:t>validate-config</w:t>
+      </w:r>
+      <w:r>
+        <w:rPr>
+          <w:color w:val="202020"/>
+        </w:rPr>
+        <w:t xml:space="preserve"> warning (Section 6). This is the headline change.</w:t>
+      </w:r>
+    </w:p>
+    <w:p>
+      <w:pPr>
+        <w:pStyle w:val="ListBullet"/>
+        <w:spacing w:after="40"/>
+      </w:pPr>
+      <w:r>
+        <w:rPr>
+          <w:b/>
+          <w:color w:val="202020"/>
+        </w:rPr>
+        <w:t>Dead-letter files are redacted by default.</w:t>
+      </w:r>
+      <w:r>
+        <w:rPr>
+          <w:color w:val="202020"/>
+        </w:rPr>
+        <w:t xml:space="preserve"> </w:t>
+      </w:r>
+      <w:r>
+        <w:rPr>
+          <w:rFonts w:ascii="Consolas" w:hAnsi="Consolas"/>
+          <w:color w:val="202020"/>
+          <w:sz w:val="19"/>
+        </w:rPr>
+        <w:t>DEADLETTER_PAYLOAD_MODE</w:t>
+      </w:r>
+      <w:r>
+        <w:rPr>
+          <w:color w:val="202020"/>
+        </w:rPr>
+        <w:t xml:space="preserve"> defaults to </w:t>
+      </w:r>
+      <w:r>
+        <w:rPr>
+          <w:rFonts w:ascii="Consolas" w:hAnsi="Consolas"/>
+          <w:b/>
+          <w:color w:val="202020"/>
+          <w:sz w:val="19"/>
+        </w:rPr>
+        <w:t>redacted</w:t>
+      </w:r>
+      <w:r>
+        <w:rPr>
+          <w:color w:val="202020"/>
+        </w:rPr>
+        <w:t xml:space="preserve"> (was </w:t>
+      </w:r>
+      <w:r>
+        <w:rPr>
+          <w:rFonts w:ascii="Consolas" w:hAnsi="Consolas"/>
+          <w:color w:val="202020"/>
+          <w:sz w:val="19"/>
+        </w:rPr>
+        <w:t>full</w:t>
+      </w:r>
+      <w:r>
+        <w:rPr>
+          <w:color w:val="202020"/>
+        </w:rPr>
+        <w:t>): raw property/content values never sit in a failed-record file. An unrecognised value now fails start-up instead of silently defaulting (Section 13).</w:t>
+      </w:r>
+    </w:p>
+    <w:p>
+      <w:pPr>
+        <w:pStyle w:val="ListBullet"/>
+        <w:spacing w:after="40"/>
+      </w:pPr>
+      <w:r>
+        <w:rPr>
+          <w:b/>
+          <w:color w:val="202020"/>
+        </w:rPr>
+        <w:t>Entitlements re-sync on incremental crawls.</w:t>
+      </w:r>
+      <w:r>
+        <w:rPr>
+          <w:color w:val="202020"/>
+        </w:rPr>
+        <w:t xml:space="preserve"> </w:t>
+      </w:r>
+      <w:r>
+        <w:rPr>
+          <w:rFonts w:ascii="Consolas" w:hAnsi="Consolas"/>
+          <w:color w:val="202020"/>
+          <w:sz w:val="19"/>
+        </w:rPr>
+        <w:t>IDENTITY_SYNC_ON_INCREMENTAL</w:t>
+      </w:r>
+      <w:r>
+        <w:rPr>
+          <w:color w:val="202020"/>
+        </w:rPr>
+        <w:t xml:space="preserve"> defaults to </w:t>
+      </w:r>
+      <w:r>
+        <w:rPr>
+          <w:rFonts w:ascii="Consolas" w:hAnsi="Consolas"/>
+          <w:b/>
+          <w:color w:val="202020"/>
+          <w:sz w:val="19"/>
+        </w:rPr>
+        <w:t>true</w:t>
+      </w:r>
+      <w:r>
+        <w:rPr>
+          <w:color w:val="202020"/>
+        </w:rPr>
+        <w:t xml:space="preserve"> (was </w:t>
+      </w:r>
+      <w:r>
+        <w:rPr>
+          <w:rFonts w:ascii="Consolas" w:hAnsi="Consolas"/>
+          <w:color w:val="202020"/>
+          <w:sz w:val="19"/>
+        </w:rPr>
+        <w:t>false</w:t>
+      </w:r>
+      <w:r>
+        <w:rPr>
+          <w:color w:val="202020"/>
+        </w:rPr>
+        <w:t>): ACL changes propagate at the incremental cadence, not only on full crawls (Section 5.4).</w:t>
+      </w:r>
+    </w:p>
+    <w:p>
+      <w:pPr>
+        <w:pStyle w:val="ListBullet"/>
+        <w:spacing w:after="40"/>
+      </w:pPr>
+      <w:r>
+        <w:rPr>
+          <w:b/>
+          <w:color w:val="202020"/>
+        </w:rPr>
+        <w:t>Webhooks require a signed timestamp.</w:t>
+      </w:r>
+      <w:r>
+        <w:rPr>
+          <w:color w:val="202020"/>
+        </w:rPr>
+        <w:t xml:space="preserve"> </w:t>
+      </w:r>
+      <w:r>
+        <w:rPr>
+          <w:rFonts w:ascii="Consolas" w:hAnsi="Consolas"/>
+          <w:color w:val="202020"/>
+          <w:sz w:val="19"/>
+        </w:rPr>
+        <w:t>CLARIZEN_WEBHOOK_REQUIRE_TIMESTAMP</w:t>
+      </w:r>
+      <w:r>
+        <w:rPr>
+          <w:color w:val="202020"/>
+        </w:rPr>
+        <w:t xml:space="preserve"> defaults to </w:t>
+      </w:r>
+      <w:r>
+        <w:rPr>
+          <w:rFonts w:ascii="Consolas" w:hAnsi="Consolas"/>
+          <w:b/>
+          <w:color w:val="202020"/>
+          <w:sz w:val="19"/>
+        </w:rPr>
+        <w:t>true</w:t>
+      </w:r>
+      <w:r>
+        <w:rPr>
+          <w:color w:val="202020"/>
+        </w:rPr>
+        <w:t xml:space="preserve">: stale, future-dated, replayed or missing-timestamp posts are rejected fail-closed before parsing. Legacy body-only senders work only with it set to </w:t>
+      </w:r>
+      <w:r>
+        <w:rPr>
+          <w:rFonts w:ascii="Consolas" w:hAnsi="Consolas"/>
+          <w:color w:val="202020"/>
+          <w:sz w:val="19"/>
+        </w:rPr>
+        <w:t>false</w:t>
+      </w:r>
+      <w:r>
+        <w:rPr>
+          <w:color w:val="202020"/>
+        </w:rPr>
+        <w:t xml:space="preserve"> (Section 7.2).</w:t>
+      </w:r>
+    </w:p>
+    <w:tbl>
+      <w:tblPr>
+        <w:tblW w:type="auto" w:w="0"/>
+        <w:tblLayout w:type="fixed"/>
+        <w:tblLook w:firstColumn="1" w:firstRow="1" w:lastColumn="0" w:lastRow="0" w:noHBand="0" w:noVBand="1" w:val="04A0"/>
+      </w:tblPr>
+      <w:tblGrid>
+        <w:gridCol w:w="9360"/>
+      </w:tblGrid>
+      <w:tr>
+        <w:tc>
+          <w:tcPr>
+            <w:tcW w:type="dxa" w:w="9360"/>
+            <w:shd w:val="clear" w:color="auto" w:fill="EAF0FA"/>
+            <w:tcBorders>
+              <w:top w:val="single" w:sz="4" w:space="0" w:color="2E5496"/>
+              <w:left w:val="single" w:sz="24" w:space="0" w:color="2E5496"/>
+              <w:bottom w:val="single" w:sz="4" w:space="0" w:color="2E5496"/>
+              <w:right w:val="single" w:sz="4" w:space="0" w:color="2E5496"/>
+            </w:tcBorders>
+          </w:tcPr>
+          <w:p>
+            <w:r>
+              <w:rPr>
+                <w:b/>
+                <w:color w:val="2E5496"/>
+              </w:rPr>
+              <w:t xml:space="preserve">Note: </w:t>
+            </w:r>
+            <w:r>
+              <w:rPr>
+                <w:color w:val="202020"/>
+                <w:sz w:val="20"/>
+              </w:rPr>
+              <w:t xml:space="preserve">Also new and ON by default for this connector: the tamper-evident </w:t>
+            </w:r>
+            <w:r>
+              <w:rPr>
+                <w:b/>
+                <w:color w:val="202020"/>
+                <w:sz w:val="20"/>
+              </w:rPr>
+              <w:t>decision ledger</w:t>
+            </w:r>
+            <w:r>
+              <w:rPr>
+                <w:color w:val="202020"/>
+                <w:sz w:val="20"/>
+              </w:rPr>
+              <w:t xml:space="preserve"> (</w:t>
+            </w:r>
+            <w:r>
+              <w:rPr>
+                <w:rFonts w:ascii="Consolas" w:hAnsi="Consolas"/>
+                <w:color w:val="202020"/>
+                <w:sz w:val="19"/>
+              </w:rPr>
+              <w:t>DECISION_LEDGER</w:t>
+            </w:r>
+            <w:r>
+              <w:rPr>
+                <w:color w:val="202020"/>
+                <w:sz w:val="20"/>
+              </w:rPr>
+              <w:t xml:space="preserve">) and </w:t>
+            </w:r>
+            <w:r>
+              <w:rPr>
+                <w:b/>
+                <w:color w:val="202020"/>
+                <w:sz w:val="20"/>
+              </w:rPr>
+              <w:t>owner-only</w:t>
+            </w:r>
+            <w:r>
+              <w:rPr>
+                <w:color w:val="202020"/>
+                <w:sz w:val="20"/>
+              </w:rPr>
+              <w:t xml:space="preserve"> logs/state/dead-letter directories. New opt-in controls — classification ACL enforcement, stale-index item TTL, and webhook back-pressure bounding — are in Section 13.8. Every change is detailed in the Configuration reference (Section 13) and the Glossary (Section 14).</w:t>
             </w:r>
           </w:p>
         </w:tc>
@@ -4170,8 +4579,195 @@
         <w:rPr>
           <w:color w:val="202020"/>
         </w:rPr>
-        <w:t>, are set only when the shared content-classification feature is enabled — see the Common Guide.</w:t>
-      </w:r>
+        <w:t>, are set only when the shared content-classification feature is enabled (</w:t>
+      </w:r>
+      <w:r>
+        <w:rPr>
+          <w:rFonts w:ascii="Consolas" w:hAnsi="Consolas"/>
+          <w:color w:val="202020"/>
+          <w:sz w:val="19"/>
+        </w:rPr>
+        <w:t>CLASSIFICATION=true</w:t>
+      </w:r>
+      <w:r>
+        <w:rPr>
+          <w:color w:val="202020"/>
+        </w:rPr>
+        <w:t>) — see the Common Guide.</w:t>
+      </w:r>
+    </w:p>
+    <w:tbl>
+      <w:tblPr>
+        <w:tblW w:type="auto" w:w="0"/>
+        <w:tblLayout w:type="fixed"/>
+        <w:tblLook w:firstColumn="1" w:firstRow="1" w:lastColumn="0" w:lastRow="0" w:noHBand="0" w:noVBand="1" w:val="04A0"/>
+      </w:tblPr>
+      <w:tblGrid>
+        <w:gridCol w:w="9360"/>
+      </w:tblGrid>
+      <w:tr>
+        <w:tc>
+          <w:tcPr>
+            <w:tcW w:type="dxa" w:w="9360"/>
+            <w:shd w:val="clear" w:color="auto" w:fill="EAF0FA"/>
+            <w:tcBorders>
+              <w:top w:val="single" w:sz="4" w:space="0" w:color="2E5496"/>
+              <w:left w:val="single" w:sz="24" w:space="0" w:color="2E5496"/>
+              <w:bottom w:val="single" w:sz="4" w:space="0" w:color="2E5496"/>
+              <w:right w:val="single" w:sz="4" w:space="0" w:color="2E5496"/>
+            </w:tcBorders>
+          </w:tcPr>
+          <w:p>
+            <w:r>
+              <w:rPr>
+                <w:b/>
+                <w:color w:val="2E5496"/>
+              </w:rPr>
+              <w:t xml:space="preserve">Note: </w:t>
+            </w:r>
+            <w:r>
+              <w:rPr>
+                <w:rFonts w:ascii="Consolas" w:hAnsi="Consolas"/>
+                <w:color w:val="202020"/>
+                <w:sz w:val="19"/>
+              </w:rPr>
+              <w:t>SensitivityLabel</w:t>
+            </w:r>
+            <w:r>
+              <w:rPr>
+                <w:color w:val="202020"/>
+                <w:sz w:val="20"/>
+              </w:rPr>
+              <w:t xml:space="preserve"> is an </w:t>
+            </w:r>
+            <w:r>
+              <w:rPr>
+                <w:b/>
+                <w:color w:val="202020"/>
+                <w:sz w:val="20"/>
+              </w:rPr>
+              <w:t>advisory, connector-applied classification tag</w:t>
+            </w:r>
+            <w:r>
+              <w:rPr>
+                <w:color w:val="202020"/>
+                <w:sz w:val="20"/>
+              </w:rPr>
+              <w:t>. Its values (</w:t>
+            </w:r>
+            <w:r>
+              <w:rPr>
+                <w:rFonts w:ascii="Consolas" w:hAnsi="Consolas"/>
+                <w:color w:val="202020"/>
+                <w:sz w:val="19"/>
+              </w:rPr>
+              <w:t>Public</w:t>
+            </w:r>
+            <w:r>
+              <w:rPr>
+                <w:color w:val="202020"/>
+                <w:sz w:val="20"/>
+              </w:rPr>
+              <w:t>/</w:t>
+            </w:r>
+            <w:r>
+              <w:rPr>
+                <w:rFonts w:ascii="Consolas" w:hAnsi="Consolas"/>
+                <w:color w:val="202020"/>
+                <w:sz w:val="19"/>
+              </w:rPr>
+              <w:t>Internal</w:t>
+            </w:r>
+            <w:r>
+              <w:rPr>
+                <w:color w:val="202020"/>
+                <w:sz w:val="20"/>
+              </w:rPr>
+              <w:t>/</w:t>
+            </w:r>
+            <w:r>
+              <w:rPr>
+                <w:rFonts w:ascii="Consolas" w:hAnsi="Consolas"/>
+                <w:color w:val="202020"/>
+                <w:sz w:val="19"/>
+              </w:rPr>
+              <w:t>Confidential</w:t>
+            </w:r>
+            <w:r>
+              <w:rPr>
+                <w:color w:val="202020"/>
+                <w:sz w:val="20"/>
+              </w:rPr>
+              <w:t>/</w:t>
+            </w:r>
+            <w:r>
+              <w:rPr>
+                <w:rFonts w:ascii="Consolas" w:hAnsi="Consolas"/>
+                <w:color w:val="202020"/>
+                <w:sz w:val="19"/>
+              </w:rPr>
+              <w:t>Restricted</w:t>
+            </w:r>
+            <w:r>
+              <w:rPr>
+                <w:color w:val="202020"/>
+                <w:sz w:val="20"/>
+              </w:rPr>
+              <w:t xml:space="preserve">) are aligned with Microsoft Purview *in naming only* — it is NOT a Purview / MIP sensitivity label and is NOT enforced by Purview, DLP or encryption. By itself it only informs search and downstream tooling. To make the top tier actually restrictive, turn on the opt-in </w:t>
+            </w:r>
+            <w:r>
+              <w:rPr>
+                <w:rFonts w:ascii="Consolas" w:hAnsi="Consolas"/>
+                <w:color w:val="202020"/>
+                <w:sz w:val="19"/>
+              </w:rPr>
+              <w:t>CLASSIFICATION_ENFORCE_ACL</w:t>
+            </w:r>
+            <w:r>
+              <w:rPr>
+                <w:color w:val="202020"/>
+                <w:sz w:val="20"/>
+              </w:rPr>
+              <w:t xml:space="preserve"> (Section 13.8), which locks a </w:t>
+            </w:r>
+            <w:r>
+              <w:rPr>
+                <w:rFonts w:ascii="Consolas" w:hAnsi="Consolas"/>
+                <w:color w:val="202020"/>
+                <w:sz w:val="19"/>
+              </w:rPr>
+              <w:t>Restricted</w:t>
+            </w:r>
+            <w:r>
+              <w:rPr>
+                <w:color w:val="202020"/>
+                <w:sz w:val="20"/>
+              </w:rPr>
+              <w:t xml:space="preserve"> item's Graph ACL to </w:t>
+            </w:r>
+            <w:r>
+              <w:rPr>
+                <w:rFonts w:ascii="Consolas" w:hAnsi="Consolas"/>
+                <w:color w:val="202020"/>
+                <w:sz w:val="19"/>
+              </w:rPr>
+              <w:t>CLASSIFICATION_RESTRICTED_GROUP_ID</w:t>
+            </w:r>
+            <w:r>
+              <w:rPr>
+                <w:color w:val="202020"/>
+                <w:sz w:val="20"/>
+              </w:rPr>
+              <w:t>.</w:t>
+            </w:r>
+          </w:p>
+        </w:tc>
+      </w:tr>
+    </w:tbl>
+    <w:p>
+      <w:pPr>
+        <w:spacing w:after="40"/>
+      </w:pPr>
     </w:p>
     <w:p>
       <w:pPr>
@@ -4756,6 +5352,120 @@
         <w:t>Graph, external items, ACLs and Entra concepts in general are covered in the Common Guide §5 (Identity and access).</w:t>
       </w:r>
     </w:p>
+    <w:tbl>
+      <w:tblPr>
+        <w:tblW w:type="auto" w:w="0"/>
+        <w:tblLayout w:type="fixed"/>
+        <w:tblLook w:firstColumn="1" w:firstRow="1" w:lastColumn="0" w:lastRow="0" w:noHBand="0" w:noVBand="1" w:val="04A0"/>
+      </w:tblPr>
+      <w:tblGrid>
+        <w:gridCol w:w="9360"/>
+      </w:tblGrid>
+      <w:tr>
+        <w:tc>
+          <w:tcPr>
+            <w:tcW w:type="dxa" w:w="9360"/>
+            <w:shd w:val="clear" w:color="auto" w:fill="EAF0FA"/>
+            <w:tcBorders>
+              <w:top w:val="single" w:sz="4" w:space="0" w:color="2E5496"/>
+              <w:left w:val="single" w:sz="24" w:space="0" w:color="2E5496"/>
+              <w:bottom w:val="single" w:sz="4" w:space="0" w:color="2E5496"/>
+              <w:right w:val="single" w:sz="4" w:space="0" w:color="2E5496"/>
+            </w:tcBorders>
+          </w:tcPr>
+          <w:p>
+            <w:r>
+              <w:rPr>
+                <w:b/>
+                <w:color w:val="2E5496"/>
+              </w:rPr>
+              <w:t xml:space="preserve">Note: </w:t>
+            </w:r>
+            <w:r>
+              <w:rPr>
+                <w:b/>
+                <w:color w:val="202020"/>
+                <w:sz w:val="20"/>
+              </w:rPr>
+              <w:t>Entitlement freshness (changed in v1.1).</w:t>
+            </w:r>
+            <w:r>
+              <w:rPr>
+                <w:color w:val="202020"/>
+                <w:sz w:val="20"/>
+              </w:rPr>
+              <w:t xml:space="preserve"> </w:t>
+            </w:r>
+            <w:r>
+              <w:rPr>
+                <w:rFonts w:ascii="Consolas" w:hAnsi="Consolas"/>
+                <w:color w:val="202020"/>
+                <w:sz w:val="19"/>
+              </w:rPr>
+              <w:t>IDENTITY_SYNC_ON_INCREMENTAL</w:t>
+            </w:r>
+            <w:r>
+              <w:rPr>
+                <w:color w:val="202020"/>
+                <w:sz w:val="20"/>
+              </w:rPr>
+              <w:t xml:space="preserve"> now defaults to </w:t>
+            </w:r>
+            <w:r>
+              <w:rPr>
+                <w:rFonts w:ascii="Consolas" w:hAnsi="Consolas"/>
+                <w:b/>
+                <w:color w:val="202020"/>
+                <w:sz w:val="19"/>
+              </w:rPr>
+              <w:t>true</w:t>
+            </w:r>
+            <w:r>
+              <w:rPr>
+                <w:color w:val="202020"/>
+                <w:sz w:val="20"/>
+              </w:rPr>
+              <w:t xml:space="preserve">, so Clarizen-to-Entra entitlement changes are re-resolved on every incremental crawl instead of only on full crawls, shrinking ACL staleness to the incremental cadence. A residual, </w:t>
+            </w:r>
+            <w:r>
+              <w:rPr>
+                <w:b/>
+                <w:color w:val="202020"/>
+                <w:sz w:val="20"/>
+              </w:rPr>
+              <w:t>non-real-time</w:t>
+            </w:r>
+            <w:r>
+              <w:rPr>
+                <w:color w:val="202020"/>
+                <w:sz w:val="20"/>
+              </w:rPr>
+              <w:t xml:space="preserve"> lag still remains between an entitlement change and the next incremental crawl; unchanged content is re-ACL'd on the re-ACL cadence (a periodic full crawl re-applies every item's ACL). To bound the lag tighter, run incrementals on a short cadence and schedule a full crawl matched to your entitlement SLA. Set it to </w:t>
+            </w:r>
+            <w:r>
+              <w:rPr>
+                <w:rFonts w:ascii="Consolas" w:hAnsi="Consolas"/>
+                <w:color w:val="202020"/>
+                <w:sz w:val="19"/>
+              </w:rPr>
+              <w:t>false</w:t>
+            </w:r>
+            <w:r>
+              <w:rPr>
+                <w:color w:val="202020"/>
+                <w:sz w:val="20"/>
+              </w:rPr>
+              <w:t xml:space="preserve"> to restore the old full-crawl-only behaviour.</w:t>
+            </w:r>
+          </w:p>
+        </w:tc>
+      </w:tr>
+    </w:tbl>
+    <w:p>
+      <w:pPr>
+        <w:spacing w:after="40"/>
+      </w:pPr>
+    </w:p>
     <w:p>
       <w:pPr>
         <w:pStyle w:val="Heading1"/>
@@ -4860,6 +5570,20 @@
           <w:sz w:val="19"/>
         </w:rPr>
         <w:t>FINANCIAL_DATA_MODE</w:t>
+      </w:r>
+      <w:r>
+        <w:rPr>
+          <w:color w:val="202020"/>
+        </w:rPr>
+        <w:t xml:space="preserve">, which now defaults to the protective </w:t>
+      </w:r>
+      <w:r>
+        <w:rPr>
+          <w:rFonts w:ascii="Consolas" w:hAnsi="Consolas"/>
+          <w:color w:val="202020"/>
+          <w:sz w:val="19"/>
+        </w:rPr>
+        <w:t>filter</w:t>
       </w:r>
       <w:r>
         <w:rPr>
@@ -4978,7 +5702,7 @@
                 <w:color w:val="202020"/>
                 <w:sz w:val="19"/>
               </w:rPr>
-              <w:t>tag</w:t>
+              <w:t>filter</w:t>
             </w:r>
             <w:r>
               <w:rPr>
@@ -4999,7 +5723,7 @@
                 <w:color w:val="202020"/>
                 <w:sz w:val="19"/>
               </w:rPr>
-              <w:t>Ingested normally. The item just gets the two classification properties.</w:t>
+              <w:t>The values are STRIPPED from the item before it is sent — from both properties and the searchable content body. Classification properties are still set.</w:t>
             </w:r>
           </w:p>
         </w:tc>
@@ -5013,7 +5737,7 @@
                 <w:color w:val="202020"/>
                 <w:sz w:val="19"/>
               </w:rPr>
-              <w:t>Same audience as the rest of the record (its normal ACL).</w:t>
+              <w:t>Nobody sees figures through Copilot, at any ACL.</w:t>
             </w:r>
           </w:p>
         </w:tc>
@@ -5027,7 +5751,7 @@
                 <w:color w:val="202020"/>
                 <w:sz w:val="19"/>
               </w:rPr>
-              <w:t>You only need to label/report on financial data, e.g. for DLP or a search vertical.</w:t>
+              <w:t>The safe default: Copilot should never surface the numbers, but the records themselves should still be findable.</w:t>
             </w:r>
           </w:p>
         </w:tc>
@@ -5045,7 +5769,7 @@
                 <w:color w:val="202020"/>
                 <w:sz w:val="19"/>
               </w:rPr>
-              <w:t>filter</w:t>
+              <w:t>tag</w:t>
             </w:r>
           </w:p>
         </w:tc>
@@ -5060,7 +5784,7 @@
                 <w:color w:val="202020"/>
                 <w:sz w:val="19"/>
               </w:rPr>
-              <w:t>The values are STRIPPED from the item before it is sent — from both properties and the searchable content body. Classification properties are still set.</w:t>
+              <w:t>Ingested normally. The item just gets the two classification properties — the figures are NOT hidden or restricted.</w:t>
             </w:r>
           </w:p>
         </w:tc>
@@ -5075,7 +5799,7 @@
                 <w:color w:val="202020"/>
                 <w:sz w:val="19"/>
               </w:rPr>
-              <w:t>Nobody sees figures through Copilot, at any ACL.</w:t>
+              <w:t>Same audience as the rest of the record (its normal ACL): every project member with item access sees the figures.</w:t>
             </w:r>
           </w:p>
         </w:tc>
@@ -5090,7 +5814,22 @@
                 <w:color w:val="202020"/>
                 <w:sz w:val="19"/>
               </w:rPr>
-              <w:t>Copilot should never surface the numbers, but the records themselves should still be findable.</w:t>
+              <w:t xml:space="preserve">You only need to label/report on financial data (e.g. for DLP or a search vertical) AND accept that readers see the numbers. </w:t>
+            </w:r>
+            <w:r>
+              <w:rPr>
+                <w:rFonts w:ascii="Consolas" w:hAnsi="Consolas"/>
+                <w:color w:val="202020"/>
+                <w:sz w:val="19"/>
+              </w:rPr>
+              <w:t>validate-config</w:t>
+            </w:r>
+            <w:r>
+              <w:rPr>
+                <w:color w:val="202020"/>
+                <w:sz w:val="19"/>
+              </w:rPr>
+              <w:t xml:space="preserve"> emits a loud warning in this mode.</w:t>
             </w:r>
           </w:p>
         </w:tc>
@@ -5165,6 +5904,150 @@
                 <w:sz w:val="19"/>
               </w:rPr>
               <w:t>Only the finance team may see any record that carries financial data.</w:t>
+            </w:r>
+          </w:p>
+        </w:tc>
+      </w:tr>
+    </w:tbl>
+    <w:p>
+      <w:pPr>
+        <w:spacing w:after="40"/>
+      </w:pPr>
+    </w:p>
+    <w:tbl>
+      <w:tblPr>
+        <w:tblW w:type="auto" w:w="0"/>
+        <w:tblLayout w:type="fixed"/>
+        <w:tblLook w:firstColumn="1" w:firstRow="1" w:lastColumn="0" w:lastRow="0" w:noHBand="0" w:noVBand="1" w:val="04A0"/>
+      </w:tblPr>
+      <w:tblGrid>
+        <w:gridCol w:w="9360"/>
+      </w:tblGrid>
+      <w:tr>
+        <w:tc>
+          <w:tcPr>
+            <w:tcW w:type="dxa" w:w="9360"/>
+            <w:shd w:val="clear" w:color="auto" w:fill="FBEDD6"/>
+            <w:tcBorders>
+              <w:top w:val="single" w:sz="4" w:space="0" w:color="C77700"/>
+              <w:left w:val="single" w:sz="24" w:space="0" w:color="C77700"/>
+              <w:bottom w:val="single" w:sz="4" w:space="0" w:color="C77700"/>
+              <w:right w:val="single" w:sz="4" w:space="0" w:color="C77700"/>
+            </w:tcBorders>
+          </w:tcPr>
+          <w:p>
+            <w:r>
+              <w:rPr>
+                <w:b/>
+                <w:color w:val="C77700"/>
+              </w:rPr>
+              <w:t xml:space="preserve">Important: </w:t>
+            </w:r>
+            <w:r>
+              <w:rPr>
+                <w:b/>
+                <w:color w:val="202020"/>
+                <w:sz w:val="20"/>
+              </w:rPr>
+              <w:t>Changed in v1.1.</w:t>
+            </w:r>
+            <w:r>
+              <w:rPr>
+                <w:color w:val="202020"/>
+                <w:sz w:val="20"/>
+              </w:rPr>
+              <w:t xml:space="preserve"> </w:t>
+            </w:r>
+            <w:r>
+              <w:rPr>
+                <w:rFonts w:ascii="Consolas" w:hAnsi="Consolas"/>
+                <w:color w:val="202020"/>
+                <w:sz w:val="19"/>
+              </w:rPr>
+              <w:t>FINANCIAL_DATA_MODE</w:t>
+            </w:r>
+            <w:r>
+              <w:rPr>
+                <w:color w:val="202020"/>
+                <w:sz w:val="20"/>
+              </w:rPr>
+              <w:t xml:space="preserve"> now defaults to </w:t>
+            </w:r>
+            <w:r>
+              <w:rPr>
+                <w:rFonts w:ascii="Consolas" w:hAnsi="Consolas"/>
+                <w:b/>
+                <w:color w:val="202020"/>
+                <w:sz w:val="19"/>
+              </w:rPr>
+              <w:t>filter</w:t>
+            </w:r>
+            <w:r>
+              <w:rPr>
+                <w:color w:val="202020"/>
+                <w:sz w:val="20"/>
+              </w:rPr>
+              <w:t xml:space="preserve"> (it was </w:t>
+            </w:r>
+            <w:r>
+              <w:rPr>
+                <w:rFonts w:ascii="Consolas" w:hAnsi="Consolas"/>
+                <w:color w:val="202020"/>
+                <w:sz w:val="19"/>
+              </w:rPr>
+              <w:t>tag</w:t>
+            </w:r>
+            <w:r>
+              <w:rPr>
+                <w:color w:val="202020"/>
+                <w:sz w:val="20"/>
+              </w:rPr>
+              <w:t xml:space="preserve">). On upgrade, financial figures are stripped from Copilot by default with no configuration change. If you deliberately want the old label-only behaviour, set </w:t>
+            </w:r>
+            <w:r>
+              <w:rPr>
+                <w:rFonts w:ascii="Consolas" w:hAnsi="Consolas"/>
+                <w:color w:val="202020"/>
+                <w:sz w:val="19"/>
+              </w:rPr>
+              <w:t>FINANCIAL_DATA_MODE=tag</w:t>
+            </w:r>
+            <w:r>
+              <w:rPr>
+                <w:color w:val="202020"/>
+                <w:sz w:val="20"/>
+              </w:rPr>
+              <w:t xml:space="preserve"> explicitly and expect a </w:t>
+            </w:r>
+            <w:r>
+              <w:rPr>
+                <w:rFonts w:ascii="Consolas" w:hAnsi="Consolas"/>
+                <w:color w:val="202020"/>
+                <w:sz w:val="19"/>
+              </w:rPr>
+              <w:t>validate-config</w:t>
+            </w:r>
+            <w:r>
+              <w:rPr>
+                <w:color w:val="202020"/>
+                <w:sz w:val="20"/>
+              </w:rPr>
+              <w:t xml:space="preserve"> warning — </w:t>
+            </w:r>
+            <w:r>
+              <w:rPr>
+                <w:rFonts w:ascii="Consolas" w:hAnsi="Consolas"/>
+                <w:color w:val="202020"/>
+                <w:sz w:val="19"/>
+              </w:rPr>
+              <w:t>tag</w:t>
+            </w:r>
+            <w:r>
+              <w:rPr>
+                <w:color w:val="202020"/>
+                <w:sz w:val="20"/>
+              </w:rPr>
+              <w:t xml:space="preserve"> classifies but does NOT restrict who sees the figures.</w:t>
             </w:r>
           </w:p>
         </w:tc>
@@ -5605,7 +6488,7 @@
                 <w:color w:val="202020"/>
                 <w:sz w:val="20"/>
               </w:rPr>
-              <w:t xml:space="preserve">On tenants using financial governance, also set </w:t>
+              <w:t xml:space="preserve">On tenants using financial governance, keep </w:t>
             </w:r>
             <w:r>
               <w:rPr>
@@ -5620,7 +6503,7 @@
                 <w:color w:val="202020"/>
                 <w:sz w:val="20"/>
               </w:rPr>
-              <w:t xml:space="preserve"> so figures never sit in a failed-record file (Section 13). </w:t>
+              <w:t xml:space="preserve"> (now the default, Section 13) so figures never sit in a failed-record file. </w:t>
             </w:r>
             <w:r>
               <w:rPr>
@@ -5757,7 +6640,34 @@
         <w:rPr>
           <w:color w:val="202020"/>
         </w:rPr>
-        <w:t xml:space="preserve"> event withdraws it. Bursts for the same record within a short window are coalesced to a single ingest (last writer wins).</w:t>
+        <w:t xml:space="preserve"> event withdraws it. Bursts for the same record within a short window are coalesced to a single ingest (last writer wins). The debouncer is </w:t>
+      </w:r>
+      <w:r>
+        <w:rPr>
+          <w:b/>
+          <w:color w:val="202020"/>
+        </w:rPr>
+        <w:t>bounded</w:t>
+      </w:r>
+      <w:r>
+        <w:rPr>
+          <w:color w:val="202020"/>
+        </w:rPr>
+        <w:t xml:space="preserve">: it holds at most </w:t>
+      </w:r>
+      <w:r>
+        <w:rPr>
+          <w:rFonts w:ascii="Consolas" w:hAnsi="Consolas"/>
+          <w:color w:val="202020"/>
+          <w:sz w:val="19"/>
+        </w:rPr>
+        <w:t>CLARIZEN_WEBHOOK_MAX_PENDING</w:t>
+      </w:r>
+      <w:r>
+        <w:rPr>
+          <w:color w:val="202020"/>
+        </w:rPr>
+        <w:t xml:space="preserve"> distinct pending entities (default 100000) and evicts the oldest under a flood (drop-oldest back-pressure), so a burst of distinct events cannot exhaust memory — the polling cursor reconciles anything dropped.</w:t>
       </w:r>
     </w:p>
     <w:p>
@@ -5816,13 +6726,13 @@
           <w:b/>
           <w:color w:val="202020"/>
         </w:rPr>
-        <w:t>HMAC-SHA256, validated before parsing.</w:t>
-      </w:r>
-      <w:r>
-        <w:rPr>
-          <w:color w:val="202020"/>
-        </w:rPr>
-        <w:t xml:space="preserve"> The sender signs the raw request body with the shared secret </w:t>
+        <w:t>HMAC-SHA256 over a signed timestamp, validated before parsing.</w:t>
+      </w:r>
+      <w:r>
+        <w:rPr>
+          <w:color w:val="202020"/>
+        </w:rPr>
+        <w:t xml:space="preserve"> The sender signs </w:t>
       </w:r>
       <w:r>
         <w:rPr>
@@ -5830,6 +6740,20 @@
           <w:color w:val="202020"/>
           <w:sz w:val="19"/>
         </w:rPr>
+        <w:t>{timestamp}.{raw body}</w:t>
+      </w:r>
+      <w:r>
+        <w:rPr>
+          <w:color w:val="202020"/>
+        </w:rPr>
+        <w:t xml:space="preserve"> with the shared secret </w:t>
+      </w:r>
+      <w:r>
+        <w:rPr>
+          <w:rFonts w:ascii="Consolas" w:hAnsi="Consolas"/>
+          <w:color w:val="202020"/>
+          <w:sz w:val="19"/>
+        </w:rPr>
         <w:t>CLARIZEN_WEBHOOK_SECRET</w:t>
       </w:r>
       <w:r>
@@ -5850,7 +6774,35 @@
         <w:rPr>
           <w:color w:val="202020"/>
         </w:rPr>
-        <w:t xml:space="preserve">). The connector recomputes the MAC over the exact raw bytes and compares it in constant time </w:t>
+        <w:t xml:space="preserve">) alongside the timestamp in </w:t>
+      </w:r>
+      <w:r>
+        <w:rPr>
+          <w:rFonts w:ascii="Consolas" w:hAnsi="Consolas"/>
+          <w:color w:val="202020"/>
+          <w:sz w:val="19"/>
+        </w:rPr>
+        <w:t>CLARIZEN_WEBHOOK_TIMESTAMP_HEADER</w:t>
+      </w:r>
+      <w:r>
+        <w:rPr>
+          <w:color w:val="202020"/>
+        </w:rPr>
+        <w:t xml:space="preserve"> (default </w:t>
+      </w:r>
+      <w:r>
+        <w:rPr>
+          <w:rFonts w:ascii="Consolas" w:hAnsi="Consolas"/>
+          <w:color w:val="202020"/>
+          <w:sz w:val="19"/>
+        </w:rPr>
+        <w:t>X-Clarizen-Timestamp</w:t>
+      </w:r>
+      <w:r>
+        <w:rPr>
+          <w:color w:val="202020"/>
+        </w:rPr>
+        <w:t xml:space="preserve">, Unix seconds or ISO-8601). The connector recomputes the MAC over the exact raw bytes and compares it in constant time </w:t>
       </w:r>
       <w:r>
         <w:rPr>
@@ -5864,6 +6816,67 @@
           <w:color w:val="202020"/>
         </w:rPr>
         <w:t>. A bad or missing signature is rejected with 401 and nothing is interpreted.</w:t>
+      </w:r>
+    </w:p>
+    <w:p>
+      <w:pPr>
+        <w:pStyle w:val="ListBullet"/>
+        <w:spacing w:after="40"/>
+      </w:pPr>
+      <w:r>
+        <w:rPr>
+          <w:b/>
+          <w:color w:val="202020"/>
+        </w:rPr>
+        <w:t>Anti-replay (new in v1.1).</w:t>
+      </w:r>
+      <w:r>
+        <w:rPr>
+          <w:color w:val="202020"/>
+        </w:rPr>
+        <w:t xml:space="preserve"> Because the timestamp is bound INTO the HMAC it cannot be altered. With </w:t>
+      </w:r>
+      <w:r>
+        <w:rPr>
+          <w:rFonts w:ascii="Consolas" w:hAnsi="Consolas"/>
+          <w:color w:val="202020"/>
+          <w:sz w:val="19"/>
+        </w:rPr>
+        <w:t>CLARIZEN_WEBHOOK_REQUIRE_TIMESTAMP=true</w:t>
+      </w:r>
+      <w:r>
+        <w:rPr>
+          <w:color w:val="202020"/>
+        </w:rPr>
+        <w:t xml:space="preserve"> (the default) a post whose timestamp is outside </w:t>
+      </w:r>
+      <w:r>
+        <w:rPr>
+          <w:rFonts w:ascii="Consolas" w:hAnsi="Consolas"/>
+          <w:color w:val="202020"/>
+          <w:sz w:val="19"/>
+        </w:rPr>
+        <w:t>CLARIZEN_WEBHOOK_TIMESTAMP_TOLERANCE_SECONDS</w:t>
+      </w:r>
+      <w:r>
+        <w:rPr>
+          <w:color w:val="202020"/>
+        </w:rPr>
+        <w:t xml:space="preserve"> (default 300) — stale, future-dated or missing — is rejected fail-closed, as is a duplicate signature replayed within that window. Set </w:t>
+      </w:r>
+      <w:r>
+        <w:rPr>
+          <w:rFonts w:ascii="Consolas" w:hAnsi="Consolas"/>
+          <w:color w:val="202020"/>
+          <w:sz w:val="19"/>
+        </w:rPr>
+        <w:t>REQUIRE_TIMESTAMP=false</w:t>
+      </w:r>
+      <w:r>
+        <w:rPr>
+          <w:color w:val="202020"/>
+        </w:rPr>
+        <w:t xml:space="preserve"> only to migrate legacy senders that cannot yet send a timestamp; they then fall back to body-only HMAC with NO replay protection.</w:t>
       </w:r>
     </w:p>
     <w:p>
@@ -6275,6 +7288,161 @@
                 <w:color w:val="202020"/>
                 <w:sz w:val="19"/>
               </w:rPr>
+              <w:t>CLARIZEN_WEBHOOK_TIMESTAMP_HEADER</w:t>
+            </w:r>
+          </w:p>
+        </w:tc>
+        <w:tc>
+          <w:tcPr>
+            <w:tcW w:type="dxa" w:w="1900"/>
+          </w:tcPr>
+          <w:p>
+            <w:r>
+              <w:rPr>
+                <w:rFonts w:ascii="Consolas" w:hAnsi="Consolas"/>
+                <w:color w:val="202020"/>
+                <w:sz w:val="19"/>
+              </w:rPr>
+              <w:t>X-Clarizen-Timestamp</w:t>
+            </w:r>
+          </w:p>
+        </w:tc>
+        <w:tc>
+          <w:tcPr>
+            <w:tcW w:type="dxa" w:w="4360"/>
+          </w:tcPr>
+          <w:p>
+            <w:r>
+              <w:rPr>
+                <w:color w:val="202020"/>
+                <w:sz w:val="19"/>
+              </w:rPr>
+              <w:t>Header carrying the signed timestamp (Unix seconds or ISO-8601).</w:t>
+            </w:r>
+          </w:p>
+        </w:tc>
+      </w:tr>
+      <w:tr>
+        <w:tc>
+          <w:tcPr>
+            <w:tcW w:type="dxa" w:w="3100"/>
+            <w:shd w:val="clear" w:color="auto" w:fill="F7F9FC"/>
+          </w:tcPr>
+          <w:p>
+            <w:r>
+              <w:rPr>
+                <w:rFonts w:ascii="Consolas" w:hAnsi="Consolas"/>
+                <w:color w:val="202020"/>
+                <w:sz w:val="19"/>
+              </w:rPr>
+              <w:t>CLARIZEN_WEBHOOK_REQUIRE_TIMESTAMP</w:t>
+            </w:r>
+          </w:p>
+        </w:tc>
+        <w:tc>
+          <w:tcPr>
+            <w:tcW w:type="dxa" w:w="1900"/>
+            <w:shd w:val="clear" w:color="auto" w:fill="F7F9FC"/>
+          </w:tcPr>
+          <w:p>
+            <w:r>
+              <w:rPr>
+                <w:color w:val="202020"/>
+                <w:sz w:val="19"/>
+              </w:rPr>
+              <w:t>true</w:t>
+            </w:r>
+          </w:p>
+        </w:tc>
+        <w:tc>
+          <w:tcPr>
+            <w:tcW w:type="dxa" w:w="4360"/>
+            <w:shd w:val="clear" w:color="auto" w:fill="F7F9FC"/>
+          </w:tcPr>
+          <w:p>
+            <w:r>
+              <w:rPr>
+                <w:color w:val="202020"/>
+                <w:sz w:val="19"/>
+              </w:rPr>
+              <w:t xml:space="preserve">Strict anti-replay: reject posts with no timestamp. </w:t>
+            </w:r>
+            <w:r>
+              <w:rPr>
+                <w:rFonts w:ascii="Consolas" w:hAnsi="Consolas"/>
+                <w:color w:val="202020"/>
+                <w:sz w:val="19"/>
+              </w:rPr>
+              <w:t>false</w:t>
+            </w:r>
+            <w:r>
+              <w:rPr>
+                <w:color w:val="202020"/>
+                <w:sz w:val="19"/>
+              </w:rPr>
+              <w:t xml:space="preserve"> = legacy body-only migration mode, no replay protection.</w:t>
+            </w:r>
+          </w:p>
+        </w:tc>
+      </w:tr>
+      <w:tr>
+        <w:tc>
+          <w:tcPr>
+            <w:tcW w:type="dxa" w:w="3100"/>
+          </w:tcPr>
+          <w:p>
+            <w:r>
+              <w:rPr>
+                <w:rFonts w:ascii="Consolas" w:hAnsi="Consolas"/>
+                <w:color w:val="202020"/>
+                <w:sz w:val="19"/>
+              </w:rPr>
+              <w:t>CLARIZEN_WEBHOOK_TIMESTAMP_TOLERANCE_SECONDS</w:t>
+            </w:r>
+          </w:p>
+        </w:tc>
+        <w:tc>
+          <w:tcPr>
+            <w:tcW w:type="dxa" w:w="1900"/>
+          </w:tcPr>
+          <w:p>
+            <w:r>
+              <w:rPr>
+                <w:color w:val="202020"/>
+                <w:sz w:val="19"/>
+              </w:rPr>
+              <w:t>300</w:t>
+            </w:r>
+          </w:p>
+        </w:tc>
+        <w:tc>
+          <w:tcPr>
+            <w:tcW w:type="dxa" w:w="4360"/>
+          </w:tcPr>
+          <w:p>
+            <w:r>
+              <w:rPr>
+                <w:color w:val="202020"/>
+                <w:sz w:val="19"/>
+              </w:rPr>
+              <w:t>Freshness window; older/newer requests are rejected fail-closed.</w:t>
+            </w:r>
+          </w:p>
+        </w:tc>
+      </w:tr>
+      <w:tr>
+        <w:tc>
+          <w:tcPr>
+            <w:tcW w:type="dxa" w:w="3100"/>
+            <w:shd w:val="clear" w:color="auto" w:fill="F7F9FC"/>
+          </w:tcPr>
+          <w:p>
+            <w:r>
+              <w:rPr>
+                <w:rFonts w:ascii="Consolas" w:hAnsi="Consolas"/>
+                <w:color w:val="202020"/>
+                <w:sz w:val="19"/>
+              </w:rPr>
               <w:t>CLARIZEN_WEBHOOK_DEBOUNCE_MS</w:t>
             </w:r>
           </w:p>
@@ -6282,6 +7450,7 @@
         <w:tc>
           <w:tcPr>
             <w:tcW w:type="dxa" w:w="1900"/>
+            <w:shd w:val="clear" w:color="auto" w:fill="F7F9FC"/>
           </w:tcPr>
           <w:p>
             <w:r>
@@ -6296,6 +7465,7 @@
         <w:tc>
           <w:tcPr>
             <w:tcW w:type="dxa" w:w="4360"/>
+            <w:shd w:val="clear" w:color="auto" w:fill="F7F9FC"/>
           </w:tcPr>
           <w:p>
             <w:r>
@@ -6304,6 +7474,51 @@
                 <w:sz w:val="19"/>
               </w:rPr>
               <w:t>Coalesce window per record.</w:t>
+            </w:r>
+          </w:p>
+        </w:tc>
+      </w:tr>
+      <w:tr>
+        <w:tc>
+          <w:tcPr>
+            <w:tcW w:type="dxa" w:w="3100"/>
+          </w:tcPr>
+          <w:p>
+            <w:r>
+              <w:rPr>
+                <w:rFonts w:ascii="Consolas" w:hAnsi="Consolas"/>
+                <w:color w:val="202020"/>
+                <w:sz w:val="19"/>
+              </w:rPr>
+              <w:t>CLARIZEN_WEBHOOK_MAX_PENDING</w:t>
+            </w:r>
+          </w:p>
+        </w:tc>
+        <w:tc>
+          <w:tcPr>
+            <w:tcW w:type="dxa" w:w="1900"/>
+          </w:tcPr>
+          <w:p>
+            <w:r>
+              <w:rPr>
+                <w:color w:val="202020"/>
+                <w:sz w:val="19"/>
+              </w:rPr>
+              <w:t>100000</w:t>
+            </w:r>
+          </w:p>
+        </w:tc>
+        <w:tc>
+          <w:tcPr>
+            <w:tcW w:type="dxa" w:w="4360"/>
+          </w:tcPr>
+          <w:p>
+            <w:r>
+              <w:rPr>
+                <w:color w:val="202020"/>
+                <w:sz w:val="19"/>
+              </w:rPr>
+              <w:t>Cap on distinct pending entities in the debouncer (drop-oldest back-pressure).</w:t>
             </w:r>
           </w:p>
         </w:tc>
@@ -9734,7 +10949,7 @@
                 <w:color w:val="202020"/>
                 <w:sz w:val="19"/>
               </w:rPr>
-              <w:t>webhook_events_accepted_total</w:t>
+              <w:t>webhook_events_received_total</w:t>
             </w:r>
           </w:p>
         </w:tc>
@@ -9764,7 +10979,7 @@
                 <w:color w:val="202020"/>
                 <w:sz w:val="19"/>
               </w:rPr>
-              <w:t>Validated webhook events enqueued.</w:t>
+              <w:t>Webhook posts received (before validation).</w:t>
             </w:r>
           </w:p>
         </w:tc>
@@ -9781,7 +10996,7 @@
                 <w:color w:val="202020"/>
                 <w:sz w:val="19"/>
               </w:rPr>
-              <w:t>webhook_events_rejected_total</w:t>
+              <w:t>webhook_events_accepted_total</w:t>
             </w:r>
           </w:p>
         </w:tc>
@@ -9809,7 +11024,7 @@
                 <w:color w:val="202020"/>
                 <w:sz w:val="19"/>
               </w:rPr>
-              <w:t>Webhook posts rejected: bad signature, malformed, or oversize.</w:t>
+              <w:t>Validated webhook events enqueued.</w:t>
             </w:r>
           </w:p>
         </w:tc>
@@ -9827,7 +11042,7 @@
                 <w:color w:val="202020"/>
                 <w:sz w:val="19"/>
               </w:rPr>
-              <w:t>webhook_receiver_up</w:t>
+              <w:t>webhook_events_rejected_total</w:t>
             </w:r>
           </w:p>
         </w:tc>
@@ -9842,7 +11057,7 @@
                 <w:color w:val="202020"/>
                 <w:sz w:val="19"/>
               </w:rPr>
-              <w:t>gauge</w:t>
+              <w:t>counter</w:t>
             </w:r>
           </w:p>
         </w:tc>
@@ -9857,7 +11072,7 @@
                 <w:color w:val="202020"/>
                 <w:sz w:val="19"/>
               </w:rPr>
-              <w:t>1 while the webhook receiver is bound and listening.</w:t>
+              <w:t>Webhook posts rejected: bad/missing signature, missing/stale timestamp, replay, malformed, or oversize.</w:t>
             </w:r>
           </w:p>
         </w:tc>
@@ -9874,7 +11089,7 @@
                 <w:color w:val="202020"/>
                 <w:sz w:val="19"/>
               </w:rPr>
-              <w:t>circuit_breaker_state{dependency="clarizen"}</w:t>
+              <w:t>webhook_receiver_up</w:t>
             </w:r>
           </w:p>
         </w:tc>
@@ -9902,7 +11117,7 @@
                 <w:color w:val="202020"/>
                 <w:sz w:val="19"/>
               </w:rPr>
-              <w:t>Source breaker: 0 closed, 1 half-open, 2 open.</w:t>
+              <w:t>1 while the webhook receiver is bound and listening.</w:t>
             </w:r>
           </w:p>
         </w:tc>
@@ -9920,7 +11135,7 @@
                 <w:color w:val="202020"/>
                 <w:sz w:val="19"/>
               </w:rPr>
-              <w:t>circuit_breaker_state{dependency="graph"}</w:t>
+              <w:t>circuit_breaker_state{dependency="clarizen"}</w:t>
             </w:r>
           </w:p>
         </w:tc>
@@ -9950,7 +11165,7 @@
                 <w:color w:val="202020"/>
                 <w:sz w:val="19"/>
               </w:rPr>
-              <w:t>Graph breaker: 0 closed, 1 half-open, 2 open.</w:t>
+              <w:t>Source breaker: 0 closed, 1 half-open, 2 open.</w:t>
             </w:r>
           </w:p>
         </w:tc>
@@ -9967,7 +11182,7 @@
                 <w:color w:val="202020"/>
                 <w:sz w:val="19"/>
               </w:rPr>
-              <w:t>circuit_breaker_trips_total{dependency}</w:t>
+              <w:t>circuit_breaker_state{dependency="graph"}</w:t>
             </w:r>
           </w:p>
         </w:tc>
@@ -9981,7 +11196,7 @@
                 <w:color w:val="202020"/>
                 <w:sz w:val="19"/>
               </w:rPr>
-              <w:t>counter</w:t>
+              <w:t>gauge</w:t>
             </w:r>
           </w:p>
         </w:tc>
@@ -9995,7 +11210,7 @@
                 <w:color w:val="202020"/>
                 <w:sz w:val="19"/>
               </w:rPr>
-              <w:t>How often each breaker has tripped — flapping shows here.</w:t>
+              <w:t>Graph breaker: 0 closed, 1 half-open, 2 open.</w:t>
             </w:r>
           </w:p>
         </w:tc>
@@ -10013,7 +11228,7 @@
                 <w:color w:val="202020"/>
                 <w:sz w:val="19"/>
               </w:rPr>
-              <w:t>dead_letter_depth</w:t>
+              <w:t>circuit_breaker_trips_total{dependency}</w:t>
             </w:r>
           </w:p>
         </w:tc>
@@ -10028,7 +11243,7 @@
                 <w:color w:val="202020"/>
                 <w:sz w:val="19"/>
               </w:rPr>
-              <w:t>gauge</w:t>
+              <w:t>counter</w:t>
             </w:r>
           </w:p>
         </w:tc>
@@ -10043,7 +11258,7 @@
                 <w:color w:val="202020"/>
                 <w:sz w:val="19"/>
               </w:rPr>
-              <w:t>Live dead-letter queue depth.</w:t>
+              <w:t>How often each breaker has tripped — flapping shows here.</w:t>
             </w:r>
           </w:p>
         </w:tc>
@@ -10060,6 +11275,52 @@
                 <w:color w:val="202020"/>
                 <w:sz w:val="19"/>
               </w:rPr>
+              <w:t>dead_letter_depth</w:t>
+            </w:r>
+          </w:p>
+        </w:tc>
+        <w:tc>
+          <w:tcPr>
+            <w:tcW w:type="dxa" w:w="900"/>
+          </w:tcPr>
+          <w:p>
+            <w:r>
+              <w:rPr>
+                <w:color w:val="202020"/>
+                <w:sz w:val="19"/>
+              </w:rPr>
+              <w:t>gauge</w:t>
+            </w:r>
+          </w:p>
+        </w:tc>
+        <w:tc>
+          <w:tcPr>
+            <w:tcW w:type="dxa" w:w="4700"/>
+          </w:tcPr>
+          <w:p>
+            <w:r>
+              <w:rPr>
+                <w:color w:val="202020"/>
+                <w:sz w:val="19"/>
+              </w:rPr>
+              <w:t>Live dead-letter queue depth.</w:t>
+            </w:r>
+          </w:p>
+        </w:tc>
+      </w:tr>
+      <w:tr>
+        <w:tc>
+          <w:tcPr>
+            <w:tcW w:type="dxa" w:w="3760"/>
+            <w:shd w:val="clear" w:color="auto" w:fill="F7F9FC"/>
+          </w:tcPr>
+          <w:p>
+            <w:r>
+              <w:rPr>
+                <w:rFonts w:ascii="Consolas" w:hAnsi="Consolas"/>
+                <w:color w:val="202020"/>
+                <w:sz w:val="19"/>
+              </w:rPr>
               <w:t>last_crawl_completed_timestamp_seconds</w:t>
             </w:r>
           </w:p>
@@ -10067,6 +11328,7 @@
         <w:tc>
           <w:tcPr>
             <w:tcW w:type="dxa" w:w="900"/>
+            <w:shd w:val="clear" w:color="auto" w:fill="F7F9FC"/>
           </w:tcPr>
           <w:p>
             <w:r>
@@ -10081,6 +11343,7 @@
         <w:tc>
           <w:tcPr>
             <w:tcW w:type="dxa" w:w="4700"/>
+            <w:shd w:val="clear" w:color="auto" w:fill="F7F9FC"/>
           </w:tcPr>
           <w:p>
             <w:r>
@@ -14073,21 +15336,66 @@
                 <w:color w:val="202020"/>
                 <w:sz w:val="19"/>
               </w:rPr>
+              <w:t>filter</w:t>
+            </w:r>
+          </w:p>
+        </w:tc>
+        <w:tc>
+          <w:tcPr>
+            <w:tcW w:type="dxa" w:w="4860"/>
+          </w:tcPr>
+          <w:p>
+            <w:r>
+              <w:rPr>
+                <w:color w:val="202020"/>
+                <w:sz w:val="19"/>
+              </w:rPr>
+              <w:t xml:space="preserve">filter | tag | acl (Section 6). Default </w:t>
+            </w:r>
+            <w:r>
+              <w:rPr>
+                <w:rFonts w:ascii="Consolas" w:hAnsi="Consolas"/>
+                <w:color w:val="202020"/>
+                <w:sz w:val="19"/>
+              </w:rPr>
+              <w:t>filter</w:t>
+            </w:r>
+            <w:r>
+              <w:rPr>
+                <w:color w:val="202020"/>
+                <w:sz w:val="19"/>
+              </w:rPr>
+              <w:t xml:space="preserve"> strips financial values; </w:t>
+            </w:r>
+            <w:r>
+              <w:rPr>
+                <w:rFonts w:ascii="Consolas" w:hAnsi="Consolas"/>
+                <w:color w:val="202020"/>
+                <w:sz w:val="19"/>
+              </w:rPr>
               <w:t>tag</w:t>
             </w:r>
-          </w:p>
-        </w:tc>
-        <w:tc>
-          <w:tcPr>
-            <w:tcW w:type="dxa" w:w="4860"/>
-          </w:tcPr>
-          <w:p>
-            <w:r>
-              <w:rPr>
-                <w:color w:val="202020"/>
-                <w:sz w:val="19"/>
-              </w:rPr>
-              <w:t>tag | filter | acl (Section 6).</w:t>
+            <w:r>
+              <w:rPr>
+                <w:color w:val="202020"/>
+                <w:sz w:val="19"/>
+              </w:rPr>
+              <w:t xml:space="preserve"> classifies but does NOT restrict (validate-config warns); </w:t>
+            </w:r>
+            <w:r>
+              <w:rPr>
+                <w:rFonts w:ascii="Consolas" w:hAnsi="Consolas"/>
+                <w:color w:val="202020"/>
+                <w:sz w:val="19"/>
+              </w:rPr>
+              <w:t>acl</w:t>
+            </w:r>
+            <w:r>
+              <w:rPr>
+                <w:color w:val="202020"/>
+                <w:sz w:val="19"/>
+              </w:rPr>
+              <w:t xml:space="preserve"> restricts to the finance group.</w:t>
             </w:r>
           </w:p>
         </w:tc>
@@ -14408,7 +15716,7 @@
                 <w:color w:val="202020"/>
                 <w:sz w:val="19"/>
               </w:rPr>
-              <w:t>CLARIZEN_WEBHOOK_DEBOUNCE_MS</w:t>
+              <w:t>CLARIZEN_WEBHOOK_TIMESTAMP_HEADER</w:t>
             </w:r>
           </w:p>
         </w:tc>
@@ -14423,7 +15731,7 @@
                 <w:color w:val="202020"/>
                 <w:sz w:val="19"/>
               </w:rPr>
-              <w:t>2000</w:t>
+              <w:t>X-Clarizen-Timestamp</w:t>
             </w:r>
           </w:p>
         </w:tc>
@@ -14438,7 +15746,208 @@
                 <w:color w:val="202020"/>
                 <w:sz w:val="19"/>
               </w:rPr>
+              <w:t>Header carrying the signed timestamp (Unix seconds or ISO-8601).</w:t>
+            </w:r>
+          </w:p>
+        </w:tc>
+      </w:tr>
+      <w:tr>
+        <w:tc>
+          <w:tcPr>
+            <w:tcW w:type="dxa" w:w="3200"/>
+          </w:tcPr>
+          <w:p>
+            <w:r>
+              <w:rPr>
+                <w:rFonts w:ascii="Consolas" w:hAnsi="Consolas"/>
+                <w:color w:val="202020"/>
+                <w:sz w:val="19"/>
+              </w:rPr>
+              <w:t>CLARIZEN_WEBHOOK_REQUIRE_TIMESTAMP</w:t>
+            </w:r>
+          </w:p>
+        </w:tc>
+        <w:tc>
+          <w:tcPr>
+            <w:tcW w:type="dxa" w:w="2200"/>
+          </w:tcPr>
+          <w:p>
+            <w:r>
+              <w:rPr>
+                <w:color w:val="202020"/>
+                <w:sz w:val="19"/>
+              </w:rPr>
+              <w:t>true</w:t>
+            </w:r>
+          </w:p>
+        </w:tc>
+        <w:tc>
+          <w:tcPr>
+            <w:tcW w:type="dxa" w:w="3960"/>
+          </w:tcPr>
+          <w:p>
+            <w:r>
+              <w:rPr>
+                <w:color w:val="202020"/>
+                <w:sz w:val="19"/>
+              </w:rPr>
+              <w:t xml:space="preserve">Strict anti-replay; </w:t>
+            </w:r>
+            <w:r>
+              <w:rPr>
+                <w:rFonts w:ascii="Consolas" w:hAnsi="Consolas"/>
+                <w:color w:val="202020"/>
+                <w:sz w:val="19"/>
+              </w:rPr>
+              <w:t>false</w:t>
+            </w:r>
+            <w:r>
+              <w:rPr>
+                <w:color w:val="202020"/>
+                <w:sz w:val="19"/>
+              </w:rPr>
+              <w:t xml:space="preserve"> = legacy body-only migration mode (no replay protection).</w:t>
+            </w:r>
+          </w:p>
+        </w:tc>
+      </w:tr>
+      <w:tr>
+        <w:tc>
+          <w:tcPr>
+            <w:tcW w:type="dxa" w:w="3200"/>
+            <w:shd w:val="clear" w:color="auto" w:fill="F7F9FC"/>
+          </w:tcPr>
+          <w:p>
+            <w:r>
+              <w:rPr>
+                <w:rFonts w:ascii="Consolas" w:hAnsi="Consolas"/>
+                <w:color w:val="202020"/>
+                <w:sz w:val="19"/>
+              </w:rPr>
+              <w:t>CLARIZEN_WEBHOOK_TIMESTAMP_TOLERANCE_SECONDS</w:t>
+            </w:r>
+          </w:p>
+        </w:tc>
+        <w:tc>
+          <w:tcPr>
+            <w:tcW w:type="dxa" w:w="2200"/>
+            <w:shd w:val="clear" w:color="auto" w:fill="F7F9FC"/>
+          </w:tcPr>
+          <w:p>
+            <w:r>
+              <w:rPr>
+                <w:color w:val="202020"/>
+                <w:sz w:val="19"/>
+              </w:rPr>
+              <w:t>300</w:t>
+            </w:r>
+          </w:p>
+        </w:tc>
+        <w:tc>
+          <w:tcPr>
+            <w:tcW w:type="dxa" w:w="3960"/>
+            <w:shd w:val="clear" w:color="auto" w:fill="F7F9FC"/>
+          </w:tcPr>
+          <w:p>
+            <w:r>
+              <w:rPr>
+                <w:color w:val="202020"/>
+                <w:sz w:val="19"/>
+              </w:rPr>
+              <w:t>Freshness window; stale/future posts rejected fail-closed.</w:t>
+            </w:r>
+          </w:p>
+        </w:tc>
+      </w:tr>
+      <w:tr>
+        <w:tc>
+          <w:tcPr>
+            <w:tcW w:type="dxa" w:w="3200"/>
+          </w:tcPr>
+          <w:p>
+            <w:r>
+              <w:rPr>
+                <w:rFonts w:ascii="Consolas" w:hAnsi="Consolas"/>
+                <w:color w:val="202020"/>
+                <w:sz w:val="19"/>
+              </w:rPr>
+              <w:t>CLARIZEN_WEBHOOK_DEBOUNCE_MS</w:t>
+            </w:r>
+          </w:p>
+        </w:tc>
+        <w:tc>
+          <w:tcPr>
+            <w:tcW w:type="dxa" w:w="2200"/>
+          </w:tcPr>
+          <w:p>
+            <w:r>
+              <w:rPr>
+                <w:color w:val="202020"/>
+                <w:sz w:val="19"/>
+              </w:rPr>
+              <w:t>2000</w:t>
+            </w:r>
+          </w:p>
+        </w:tc>
+        <w:tc>
+          <w:tcPr>
+            <w:tcW w:type="dxa" w:w="3960"/>
+          </w:tcPr>
+          <w:p>
+            <w:r>
+              <w:rPr>
+                <w:color w:val="202020"/>
+                <w:sz w:val="19"/>
+              </w:rPr>
               <w:t>Per-record coalesce window.</w:t>
+            </w:r>
+          </w:p>
+        </w:tc>
+      </w:tr>
+      <w:tr>
+        <w:tc>
+          <w:tcPr>
+            <w:tcW w:type="dxa" w:w="3200"/>
+            <w:shd w:val="clear" w:color="auto" w:fill="F7F9FC"/>
+          </w:tcPr>
+          <w:p>
+            <w:r>
+              <w:rPr>
+                <w:rFonts w:ascii="Consolas" w:hAnsi="Consolas"/>
+                <w:color w:val="202020"/>
+                <w:sz w:val="19"/>
+              </w:rPr>
+              <w:t>CLARIZEN_WEBHOOK_MAX_PENDING</w:t>
+            </w:r>
+          </w:p>
+        </w:tc>
+        <w:tc>
+          <w:tcPr>
+            <w:tcW w:type="dxa" w:w="2200"/>
+            <w:shd w:val="clear" w:color="auto" w:fill="F7F9FC"/>
+          </w:tcPr>
+          <w:p>
+            <w:r>
+              <w:rPr>
+                <w:color w:val="202020"/>
+                <w:sz w:val="19"/>
+              </w:rPr>
+              <w:t>100000</w:t>
+            </w:r>
+          </w:p>
+        </w:tc>
+        <w:tc>
+          <w:tcPr>
+            <w:tcW w:type="dxa" w:w="3960"/>
+            <w:shd w:val="clear" w:color="auto" w:fill="F7F9FC"/>
+          </w:tcPr>
+          <w:p>
+            <w:r>
+              <w:rPr>
+                <w:color w:val="202020"/>
+                <w:sz w:val="19"/>
+              </w:rPr>
+              <w:t>Cap on distinct pending entities in the debouncer (drop-oldest).</w:t>
             </w:r>
           </w:p>
         </w:tc>
@@ -15222,7 +16731,7 @@
                 <w:color w:val="202020"/>
                 <w:sz w:val="19"/>
               </w:rPr>
-              <w:t>false</w:t>
+              <w:t>true</w:t>
             </w:r>
           </w:p>
         </w:tc>
@@ -15237,7 +16746,22 @@
                 <w:color w:val="202020"/>
                 <w:sz w:val="19"/>
               </w:rPr>
-              <w:t>Run identity sync on incremental crawls too.</w:t>
+              <w:t xml:space="preserve">Re-sync Clarizen-to-Entra entitlements on incremental crawls too (not only full crawls). </w:t>
+            </w:r>
+            <w:r>
+              <w:rPr>
+                <w:rFonts w:ascii="Consolas" w:hAnsi="Consolas"/>
+                <w:color w:val="202020"/>
+                <w:sz w:val="19"/>
+              </w:rPr>
+              <w:t>false</w:t>
+            </w:r>
+            <w:r>
+              <w:rPr>
+                <w:color w:val="202020"/>
+                <w:sz w:val="19"/>
+              </w:rPr>
+              <w:t xml:space="preserve"> restores full-crawl-only.</w:t>
             </w:r>
           </w:p>
         </w:tc>
@@ -15789,7 +17313,7 @@
                 <w:color w:val="202020"/>
                 <w:sz w:val="19"/>
               </w:rPr>
-              <w:t>full</w:t>
+              <w:t>redacted</w:t>
             </w:r>
           </w:p>
         </w:tc>
@@ -15812,7 +17336,564 @@
                 <w:color w:val="202020"/>
                 <w:sz w:val="19"/>
               </w:rPr>
-              <w:t xml:space="preserve"> strips values (incl. financial) from dead-letter records. Recommended with financial governance.</w:t>
+              <w:t xml:space="preserve"> (default) strips property/content values (incl. financial), ACL entries and response bodies from dead-letter records, keeping ids/error/SHA-256 field hashes; </w:t>
+            </w:r>
+            <w:r>
+              <w:rPr>
+                <w:rFonts w:ascii="Consolas" w:hAnsi="Consolas"/>
+                <w:color w:val="202020"/>
+                <w:sz w:val="19"/>
+              </w:rPr>
+              <w:t>full</w:t>
+            </w:r>
+            <w:r>
+              <w:rPr>
+                <w:color w:val="202020"/>
+                <w:sz w:val="19"/>
+              </w:rPr>
+              <w:t xml:space="preserve"> keeps raw payloads (opt-in, ACL the queue tightly). An unrecognised value fails start-up.</w:t>
+            </w:r>
+          </w:p>
+        </w:tc>
+      </w:tr>
+    </w:tbl>
+    <w:p>
+      <w:pPr>
+        <w:spacing w:after="40"/>
+      </w:pPr>
+    </w:p>
+    <w:p>
+      <w:pPr>
+        <w:pStyle w:val="Heading2"/>
+      </w:pPr>
+      <w:r>
+        <w:rPr>
+          <w:color w:val="2E5496"/>
+        </w:rPr>
+        <w:t>13.8 Data governance &amp; compliance controls</w:t>
+      </w:r>
+    </w:p>
+    <w:p>
+      <w:pPr>
+        <w:spacing w:after="120"/>
+      </w:pPr>
+      <w:r>
+        <w:rPr>
+          <w:color w:val="202020"/>
+        </w:rPr>
+        <w:t>The controls new to the v1.1 hardening release, grouped together. Classification enforcement and the item TTL are opt-in; the decision ledger is on by default for this connector.</w:t>
+      </w:r>
+    </w:p>
+    <w:tbl>
+      <w:tblPr>
+        <w:tblW w:type="auto" w:w="0"/>
+        <w:jc w:val="center"/>
+        <w:tblLayout w:type="fixed"/>
+        <w:tblLook w:firstColumn="1" w:firstRow="1" w:lastColumn="0" w:lastRow="0" w:noHBand="0" w:noVBand="1" w:val="04A0"/>
+        <w:tblBorders>
+          <w:top w:val="single" w:sz="4" w:space="0" w:color="C9D3E3"/>
+          <w:left w:val="single" w:sz="4" w:space="0" w:color="C9D3E3"/>
+          <w:bottom w:val="single" w:sz="4" w:space="0" w:color="C9D3E3"/>
+          <w:right w:val="single" w:sz="4" w:space="0" w:color="C9D3E3"/>
+          <w:insideH w:val="single" w:sz="4" w:space="0" w:color="C9D3E3"/>
+          <w:insideV w:val="single" w:sz="4" w:space="0" w:color="C9D3E3"/>
+        </w:tblBorders>
+      </w:tblPr>
+      <w:tblGrid>
+        <w:gridCol w:w="3900"/>
+        <w:gridCol w:w="1500"/>
+        <w:gridCol w:w="3960"/>
+      </w:tblGrid>
+      <w:tr>
+        <w:tc>
+          <w:tcPr>
+            <w:tcW w:type="dxa" w:w="3900"/>
+            <w:shd w:val="clear" w:color="auto" w:fill="2E5496"/>
+          </w:tcPr>
+          <w:p>
+            <w:r>
+              <w:rPr>
+                <w:b/>
+                <w:color w:val="FFFFFF"/>
+                <w:sz w:val="19"/>
+              </w:rPr>
+              <w:t>Variable</w:t>
+            </w:r>
+          </w:p>
+        </w:tc>
+        <w:tc>
+          <w:tcPr>
+            <w:tcW w:type="dxa" w:w="1500"/>
+            <w:shd w:val="clear" w:color="auto" w:fill="2E5496"/>
+          </w:tcPr>
+          <w:p>
+            <w:r>
+              <w:rPr>
+                <w:b/>
+                <w:color w:val="FFFFFF"/>
+                <w:sz w:val="19"/>
+              </w:rPr>
+              <w:t>Default</w:t>
+            </w:r>
+          </w:p>
+        </w:tc>
+        <w:tc>
+          <w:tcPr>
+            <w:tcW w:type="dxa" w:w="3960"/>
+            <w:shd w:val="clear" w:color="auto" w:fill="2E5496"/>
+          </w:tcPr>
+          <w:p>
+            <w:r>
+              <w:rPr>
+                <w:b/>
+                <w:color w:val="FFFFFF"/>
+                <w:sz w:val="19"/>
+              </w:rPr>
+              <w:t>What it does</w:t>
+            </w:r>
+          </w:p>
+        </w:tc>
+      </w:tr>
+      <w:tr>
+        <w:tc>
+          <w:tcPr>
+            <w:tcW w:type="dxa" w:w="3900"/>
+          </w:tcPr>
+          <w:p>
+            <w:r>
+              <w:rPr>
+                <w:rFonts w:ascii="Consolas" w:hAnsi="Consolas"/>
+                <w:color w:val="202020"/>
+                <w:sz w:val="19"/>
+              </w:rPr>
+              <w:t>CLASSIFICATION</w:t>
+            </w:r>
+          </w:p>
+        </w:tc>
+        <w:tc>
+          <w:tcPr>
+            <w:tcW w:type="dxa" w:w="1500"/>
+          </w:tcPr>
+          <w:p>
+            <w:r>
+              <w:rPr>
+                <w:color w:val="202020"/>
+                <w:sz w:val="19"/>
+              </w:rPr>
+              <w:t>off</w:t>
+            </w:r>
+          </w:p>
+        </w:tc>
+        <w:tc>
+          <w:tcPr>
+            <w:tcW w:type="dxa" w:w="3960"/>
+          </w:tcPr>
+          <w:p>
+            <w:r>
+              <w:rPr>
+                <w:color w:val="202020"/>
+                <w:sz w:val="19"/>
+              </w:rPr>
+              <w:t xml:space="preserve">Derive a </w:t>
+            </w:r>
+            <w:r>
+              <w:rPr>
+                <w:rFonts w:ascii="Consolas" w:hAnsi="Consolas"/>
+                <w:color w:val="202020"/>
+                <w:sz w:val="19"/>
+              </w:rPr>
+              <w:t>SensitivityLabel</w:t>
+            </w:r>
+            <w:r>
+              <w:rPr>
+                <w:color w:val="202020"/>
+                <w:sz w:val="19"/>
+              </w:rPr>
+              <w:t xml:space="preserve"> (Public|Internal|Confidential|Restricted) + </w:t>
+            </w:r>
+            <w:r>
+              <w:rPr>
+                <w:rFonts w:ascii="Consolas" w:hAnsi="Consolas"/>
+                <w:color w:val="202020"/>
+                <w:sz w:val="19"/>
+              </w:rPr>
+              <w:t>DetectedCategories</w:t>
+            </w:r>
+            <w:r>
+              <w:rPr>
+                <w:color w:val="202020"/>
+                <w:sz w:val="19"/>
+              </w:rPr>
+              <w:t xml:space="preserve"> per item. Advisory tag only — NOT a Purview/MIP label, not enforced by Purview/DLP/encryption.</w:t>
+            </w:r>
+          </w:p>
+        </w:tc>
+      </w:tr>
+      <w:tr>
+        <w:tc>
+          <w:tcPr>
+            <w:tcW w:type="dxa" w:w="3900"/>
+            <w:shd w:val="clear" w:color="auto" w:fill="F7F9FC"/>
+          </w:tcPr>
+          <w:p>
+            <w:r>
+              <w:rPr>
+                <w:rFonts w:ascii="Consolas" w:hAnsi="Consolas"/>
+                <w:color w:val="202020"/>
+                <w:sz w:val="19"/>
+              </w:rPr>
+              <w:t>CLASSIFICATION_MANIFEST</w:t>
+            </w:r>
+          </w:p>
+        </w:tc>
+        <w:tc>
+          <w:tcPr>
+            <w:tcW w:type="dxa" w:w="1500"/>
+            <w:shd w:val="clear" w:color="auto" w:fill="F7F9FC"/>
+          </w:tcPr>
+          <w:p>
+            <w:r>
+              <w:rPr>
+                <w:color w:val="202020"/>
+                <w:sz w:val="19"/>
+              </w:rPr>
+              <w:t>off</w:t>
+            </w:r>
+          </w:p>
+        </w:tc>
+        <w:tc>
+          <w:tcPr>
+            <w:tcW w:type="dxa" w:w="3960"/>
+            <w:shd w:val="clear" w:color="auto" w:fill="F7F9FC"/>
+          </w:tcPr>
+          <w:p>
+            <w:r>
+              <w:rPr>
+                <w:color w:val="202020"/>
+                <w:sz w:val="19"/>
+              </w:rPr>
+              <w:t>Also write a per-crawl classification JSONL (</w:t>
+            </w:r>
+            <w:r>
+              <w:rPr>
+                <w:rFonts w:ascii="Consolas" w:hAnsi="Consolas"/>
+                <w:color w:val="202020"/>
+                <w:sz w:val="19"/>
+              </w:rPr>
+              <w:t>logs/classification_*.jsonl</w:t>
+            </w:r>
+            <w:r>
+              <w:rPr>
+                <w:color w:val="202020"/>
+                <w:sz w:val="19"/>
+              </w:rPr>
+              <w:t>) for catalog/DLP ingestion. No Purview API call.</w:t>
+            </w:r>
+          </w:p>
+        </w:tc>
+      </w:tr>
+      <w:tr>
+        <w:tc>
+          <w:tcPr>
+            <w:tcW w:type="dxa" w:w="3900"/>
+          </w:tcPr>
+          <w:p>
+            <w:r>
+              <w:rPr>
+                <w:rFonts w:ascii="Consolas" w:hAnsi="Consolas"/>
+                <w:color w:val="202020"/>
+                <w:sz w:val="19"/>
+              </w:rPr>
+              <w:t>CLASSIFICATION_ENFORCE_ACL</w:t>
+            </w:r>
+          </w:p>
+        </w:tc>
+        <w:tc>
+          <w:tcPr>
+            <w:tcW w:type="dxa" w:w="1500"/>
+          </w:tcPr>
+          <w:p>
+            <w:r>
+              <w:rPr>
+                <w:color w:val="202020"/>
+                <w:sz w:val="19"/>
+              </w:rPr>
+              <w:t>off</w:t>
+            </w:r>
+          </w:p>
+        </w:tc>
+        <w:tc>
+          <w:tcPr>
+            <w:tcW w:type="dxa" w:w="3960"/>
+          </w:tcPr>
+          <w:p>
+            <w:r>
+              <w:rPr>
+                <w:color w:val="202020"/>
+                <w:sz w:val="19"/>
+              </w:rPr>
+              <w:t xml:space="preserve">Opt-in enforcement: replace a </w:t>
+            </w:r>
+            <w:r>
+              <w:rPr>
+                <w:rFonts w:ascii="Consolas" w:hAnsi="Consolas"/>
+                <w:color w:val="202020"/>
+                <w:sz w:val="19"/>
+              </w:rPr>
+              <w:t>Restricted</w:t>
+            </w:r>
+            <w:r>
+              <w:rPr>
+                <w:color w:val="202020"/>
+                <w:sz w:val="19"/>
+              </w:rPr>
+              <w:t xml:space="preserve"> item's ACL grants with a single grant to </w:t>
+            </w:r>
+            <w:r>
+              <w:rPr>
+                <w:rFonts w:ascii="Consolas" w:hAnsi="Consolas"/>
+                <w:color w:val="202020"/>
+                <w:sz w:val="19"/>
+              </w:rPr>
+              <w:t>CLASSIFICATION_RESTRICTED_GROUP_ID</w:t>
+            </w:r>
+            <w:r>
+              <w:rPr>
+                <w:color w:val="202020"/>
+                <w:sz w:val="19"/>
+              </w:rPr>
+              <w:t xml:space="preserve"> (denies preserved). Requires </w:t>
+            </w:r>
+            <w:r>
+              <w:rPr>
+                <w:rFonts w:ascii="Consolas" w:hAnsi="Consolas"/>
+                <w:color w:val="202020"/>
+                <w:sz w:val="19"/>
+              </w:rPr>
+              <w:t>CLASSIFICATION=true</w:t>
+            </w:r>
+            <w:r>
+              <w:rPr>
+                <w:color w:val="202020"/>
+                <w:sz w:val="19"/>
+              </w:rPr>
+              <w:t>; fails start-up if on without the group.</w:t>
+            </w:r>
+          </w:p>
+        </w:tc>
+      </w:tr>
+      <w:tr>
+        <w:tc>
+          <w:tcPr>
+            <w:tcW w:type="dxa" w:w="3900"/>
+            <w:shd w:val="clear" w:color="auto" w:fill="F7F9FC"/>
+          </w:tcPr>
+          <w:p>
+            <w:r>
+              <w:rPr>
+                <w:rFonts w:ascii="Consolas" w:hAnsi="Consolas"/>
+                <w:color w:val="202020"/>
+                <w:sz w:val="19"/>
+              </w:rPr>
+              <w:t>CLASSIFICATION_RESTRICTED_GROUP_ID</w:t>
+            </w:r>
+          </w:p>
+        </w:tc>
+        <w:tc>
+          <w:tcPr>
+            <w:tcW w:type="dxa" w:w="1500"/>
+            <w:shd w:val="clear" w:color="auto" w:fill="F7F9FC"/>
+          </w:tcPr>
+          <w:p>
+            <w:r>
+              <w:rPr>
+                <w:color w:val="202020"/>
+                <w:sz w:val="19"/>
+              </w:rPr>
+              <w:t>unset</w:t>
+            </w:r>
+          </w:p>
+        </w:tc>
+        <w:tc>
+          <w:tcPr>
+            <w:tcW w:type="dxa" w:w="3960"/>
+            <w:shd w:val="clear" w:color="auto" w:fill="F7F9FC"/>
+          </w:tcPr>
+          <w:p>
+            <w:r>
+              <w:rPr>
+                <w:color w:val="202020"/>
+                <w:sz w:val="19"/>
+              </w:rPr>
+              <w:t xml:space="preserve">Entra group object id that </w:t>
+            </w:r>
+            <w:r>
+              <w:rPr>
+                <w:rFonts w:ascii="Consolas" w:hAnsi="Consolas"/>
+                <w:color w:val="202020"/>
+                <w:sz w:val="19"/>
+              </w:rPr>
+              <w:t>Restricted</w:t>
+            </w:r>
+            <w:r>
+              <w:rPr>
+                <w:color w:val="202020"/>
+                <w:sz w:val="19"/>
+              </w:rPr>
+              <w:t xml:space="preserve"> items are locked to; required when </w:t>
+            </w:r>
+            <w:r>
+              <w:rPr>
+                <w:rFonts w:ascii="Consolas" w:hAnsi="Consolas"/>
+                <w:color w:val="202020"/>
+                <w:sz w:val="19"/>
+              </w:rPr>
+              <w:t>CLASSIFICATION_ENFORCE_ACL=true</w:t>
+            </w:r>
+            <w:r>
+              <w:rPr>
+                <w:color w:val="202020"/>
+                <w:sz w:val="19"/>
+              </w:rPr>
+              <w:t>.</w:t>
+            </w:r>
+          </w:p>
+        </w:tc>
+      </w:tr>
+      <w:tr>
+        <w:tc>
+          <w:tcPr>
+            <w:tcW w:type="dxa" w:w="3900"/>
+          </w:tcPr>
+          <w:p>
+            <w:r>
+              <w:rPr>
+                <w:rFonts w:ascii="Consolas" w:hAnsi="Consolas"/>
+                <w:color w:val="202020"/>
+                <w:sz w:val="19"/>
+              </w:rPr>
+              <w:t>DECISION_LEDGER</w:t>
+            </w:r>
+          </w:p>
+        </w:tc>
+        <w:tc>
+          <w:tcPr>
+            <w:tcW w:type="dxa" w:w="1500"/>
+          </w:tcPr>
+          <w:p>
+            <w:r>
+              <w:rPr>
+                <w:color w:val="202020"/>
+                <w:sz w:val="19"/>
+              </w:rPr>
+              <w:t>true</w:t>
+            </w:r>
+          </w:p>
+        </w:tc>
+        <w:tc>
+          <w:tcPr>
+            <w:tcW w:type="dxa" w:w="3960"/>
+          </w:tcPr>
+          <w:p>
+            <w:r>
+              <w:rPr>
+                <w:color w:val="202020"/>
+                <w:sz w:val="19"/>
+              </w:rPr>
+              <w:t xml:space="preserve">Append-only, SHA-256 hash-chained audit of governance DECISIONS — item exclusions (no resolvable ACL) and ACL restrictions (financial </w:t>
+            </w:r>
+            <w:r>
+              <w:rPr>
+                <w:rFonts w:ascii="Consolas" w:hAnsi="Consolas"/>
+                <w:color w:val="202020"/>
+                <w:sz w:val="19"/>
+              </w:rPr>
+              <w:t>acl</w:t>
+            </w:r>
+            <w:r>
+              <w:rPr>
+                <w:color w:val="202020"/>
+                <w:sz w:val="19"/>
+              </w:rPr>
+              <w:t xml:space="preserve">, classification enforcement). Ids/reasons only, no content/PII. </w:t>
+            </w:r>
+            <w:r>
+              <w:rPr>
+                <w:rFonts w:ascii="Consolas" w:hAnsi="Consolas"/>
+                <w:color w:val="202020"/>
+                <w:sz w:val="19"/>
+              </w:rPr>
+              <w:t>logs/decisions_&lt;CONNECTOR_ID&gt;.jsonl</w:t>
+            </w:r>
+            <w:r>
+              <w:rPr>
+                <w:color w:val="202020"/>
+                <w:sz w:val="19"/>
+              </w:rPr>
+              <w:t>; tamper/reorder/removal breaks the chain.</w:t>
+            </w:r>
+          </w:p>
+        </w:tc>
+      </w:tr>
+      <w:tr>
+        <w:tc>
+          <w:tcPr>
+            <w:tcW w:type="dxa" w:w="3900"/>
+            <w:shd w:val="clear" w:color="auto" w:fill="F7F9FC"/>
+          </w:tcPr>
+          <w:p>
+            <w:r>
+              <w:rPr>
+                <w:rFonts w:ascii="Consolas" w:hAnsi="Consolas"/>
+                <w:color w:val="202020"/>
+                <w:sz w:val="19"/>
+              </w:rPr>
+              <w:t>GRAPH_ITEM_TTL_DAYS</w:t>
+            </w:r>
+          </w:p>
+        </w:tc>
+        <w:tc>
+          <w:tcPr>
+            <w:tcW w:type="dxa" w:w="1500"/>
+            <w:shd w:val="clear" w:color="auto" w:fill="F7F9FC"/>
+          </w:tcPr>
+          <w:p>
+            <w:r>
+              <w:rPr>
+                <w:color w:val="202020"/>
+                <w:sz w:val="19"/>
+              </w:rPr>
+              <w:t>unset (0 = no expiry)</w:t>
+            </w:r>
+          </w:p>
+        </w:tc>
+        <w:tc>
+          <w:tcPr>
+            <w:tcW w:type="dxa" w:w="3960"/>
+            <w:shd w:val="clear" w:color="auto" w:fill="F7F9FC"/>
+          </w:tcPr>
+          <w:p>
+            <w:r>
+              <w:rPr>
+                <w:color w:val="202020"/>
+                <w:sz w:val="19"/>
+              </w:rPr>
+              <w:t xml:space="preserve">When &gt;0, stamp each ingested item with </w:t>
+            </w:r>
+            <w:r>
+              <w:rPr>
+                <w:rFonts w:ascii="Consolas" w:hAnsi="Consolas"/>
+                <w:color w:val="202020"/>
+                <w:sz w:val="19"/>
+              </w:rPr>
+              <w:t>expirationDateTime = now + TTL</w:t>
+            </w:r>
+            <w:r>
+              <w:rPr>
+                <w:color w:val="202020"/>
+                <w:sz w:val="19"/>
+              </w:rPr>
+              <w:t xml:space="preserve"> so the index self-expires if crawling stops after an outage; a healthy crawl re-stamps. Set comfortably above the full-crawl cadence.</w:t>
             </w:r>
           </w:p>
         </w:tc>
@@ -15857,6 +17938,141 @@
                 <w:color w:val="202020"/>
                 <w:sz w:val="20"/>
               </w:rPr>
+              <w:t xml:space="preserve">The connector also creates </w:t>
+            </w:r>
+            <w:r>
+              <w:rPr>
+                <w:rFonts w:ascii="Consolas" w:hAnsi="Consolas"/>
+                <w:color w:val="202020"/>
+                <w:sz w:val="19"/>
+              </w:rPr>
+              <w:t>logs/</w:t>
+            </w:r>
+            <w:r>
+              <w:rPr>
+                <w:color w:val="202020"/>
+                <w:sz w:val="20"/>
+              </w:rPr>
+              <w:t xml:space="preserve">, </w:t>
+            </w:r>
+            <w:r>
+              <w:rPr>
+                <w:rFonts w:ascii="Consolas" w:hAnsi="Consolas"/>
+                <w:color w:val="202020"/>
+                <w:sz w:val="19"/>
+              </w:rPr>
+              <w:t>data/</w:t>
+            </w:r>
+            <w:r>
+              <w:rPr>
+                <w:color w:val="202020"/>
+                <w:sz w:val="20"/>
+              </w:rPr>
+              <w:t xml:space="preserve"> and the dead-letter directory </w:t>
+            </w:r>
+            <w:r>
+              <w:rPr>
+                <w:b/>
+                <w:color w:val="202020"/>
+                <w:sz w:val="20"/>
+              </w:rPr>
+              <w:t>owner-only</w:t>
+            </w:r>
+            <w:r>
+              <w:rPr>
+                <w:color w:val="202020"/>
+                <w:sz w:val="20"/>
+              </w:rPr>
+              <w:t xml:space="preserve"> at start-up (POSIX </w:t>
+            </w:r>
+            <w:r>
+              <w:rPr>
+                <w:rFonts w:ascii="Consolas" w:hAnsi="Consolas"/>
+                <w:color w:val="202020"/>
+                <w:sz w:val="19"/>
+              </w:rPr>
+              <w:t>chmod 0700</w:t>
+            </w:r>
+            <w:r>
+              <w:rPr>
+                <w:color w:val="202020"/>
+                <w:sz w:val="20"/>
+              </w:rPr>
+              <w:t xml:space="preserve">; Windows best-effort owner+Administrators+SYSTEM via </w:t>
+            </w:r>
+            <w:r>
+              <w:rPr>
+                <w:rFonts w:ascii="Consolas" w:hAnsi="Consolas"/>
+                <w:color w:val="202020"/>
+                <w:sz w:val="19"/>
+              </w:rPr>
+              <w:t>icacls</w:t>
+            </w:r>
+            <w:r>
+              <w:rPr>
+                <w:color w:val="202020"/>
+                <w:sz w:val="20"/>
+              </w:rPr>
+              <w:t xml:space="preserve">). This is best-effort and never fatal — on a shared host it stops the state, logs and any </w:t>
+            </w:r>
+            <w:r>
+              <w:rPr>
+                <w:rFonts w:ascii="Consolas" w:hAnsi="Consolas"/>
+                <w:color w:val="202020"/>
+                <w:sz w:val="19"/>
+              </w:rPr>
+              <w:t>full</w:t>
+            </w:r>
+            <w:r>
+              <w:rPr>
+                <w:color w:val="202020"/>
+                <w:sz w:val="20"/>
+              </w:rPr>
+              <w:t>-mode dead-letter payloads being world-readable. Env files remain the trust root; ACL them as before.</w:t>
+            </w:r>
+          </w:p>
+        </w:tc>
+      </w:tr>
+    </w:tbl>
+    <w:p>
+      <w:pPr>
+        <w:spacing w:after="40"/>
+      </w:pPr>
+    </w:p>
+    <w:tbl>
+      <w:tblPr>
+        <w:tblW w:type="auto" w:w="0"/>
+        <w:tblLayout w:type="fixed"/>
+        <w:tblLook w:firstColumn="1" w:firstRow="1" w:lastColumn="0" w:lastRow="0" w:noHBand="0" w:noVBand="1" w:val="04A0"/>
+      </w:tblPr>
+      <w:tblGrid>
+        <w:gridCol w:w="9360"/>
+      </w:tblGrid>
+      <w:tr>
+        <w:tc>
+          <w:tcPr>
+            <w:tcW w:type="dxa" w:w="9360"/>
+            <w:shd w:val="clear" w:color="auto" w:fill="EAF0FA"/>
+            <w:tcBorders>
+              <w:top w:val="single" w:sz="4" w:space="0" w:color="2E5496"/>
+              <w:left w:val="single" w:sz="24" w:space="0" w:color="2E5496"/>
+              <w:bottom w:val="single" w:sz="4" w:space="0" w:color="2E5496"/>
+              <w:right w:val="single" w:sz="4" w:space="0" w:color="2E5496"/>
+            </w:tcBorders>
+          </w:tcPr>
+          <w:p>
+            <w:r>
+              <w:rPr>
+                <w:b/>
+                <w:color w:val="2E5496"/>
+              </w:rPr>
+              <w:t xml:space="preserve">Note: </w:t>
+            </w:r>
+            <w:r>
+              <w:rPr>
+                <w:color w:val="202020"/>
+                <w:sz w:val="20"/>
+              </w:rPr>
               <w:t>The shared chassis settings — SQL backend, HA, sharding, tracing, circuit breakers, classification, Key Vault, proxy/CA — behave identically across every connector in this family. The Common Guide is the authority on them; the table above lists only what you need to recognise them here.</w:t>
             </w:r>
           </w:p>
@@ -16286,6 +18502,21 @@
           <w:color w:val="202020"/>
           <w:sz w:val="19"/>
         </w:rPr>
+        <w:t>filter</w:t>
+      </w:r>
+      <w:r>
+        <w:rPr>
+          <w:color w:val="202020"/>
+          <w:sz w:val="20"/>
+        </w:rPr>
+        <w:t xml:space="preserve"> (the default — strip the values), </w:t>
+      </w:r>
+      <w:r>
+        <w:rPr>
+          <w:rFonts w:ascii="Consolas" w:hAnsi="Consolas"/>
+          <w:color w:val="202020"/>
+          <w:sz w:val="19"/>
+        </w:rPr>
         <w:t>tag</w:t>
       </w:r>
       <w:r>
@@ -16293,22 +18524,7 @@
           <w:color w:val="202020"/>
           <w:sz w:val="20"/>
         </w:rPr>
-        <w:t xml:space="preserve"> (label only), </w:t>
-      </w:r>
-      <w:r>
-        <w:rPr>
-          <w:rFonts w:ascii="Consolas" w:hAnsi="Consolas"/>
-          <w:color w:val="202020"/>
-          <w:sz w:val="19"/>
-        </w:rPr>
-        <w:t>filter</w:t>
-      </w:r>
-      <w:r>
-        <w:rPr>
-          <w:color w:val="202020"/>
-          <w:sz w:val="20"/>
-        </w:rPr>
-        <w:t xml:space="preserve"> (strip the values), or </w:t>
+        <w:t xml:space="preserve"> (label only; does NOT restrict — validate-config warns), or </w:t>
       </w:r>
       <w:r>
         <w:rPr>
@@ -16374,7 +18590,7 @@
           <w:color w:val="202020"/>
           <w:sz w:val="20"/>
         </w:rPr>
-        <w:t xml:space="preserve">It is the one knob you change to move between labelling, hiding and locking down financial data; verify it with </w:t>
+        <w:t xml:space="preserve">It is the one knob you change to move between hiding, labelling and locking down financial data; verify it with </w:t>
       </w:r>
       <w:r>
         <w:rPr>
@@ -16403,7 +18619,7 @@
           <w:color w:val="1F3864"/>
           <w:sz w:val="22"/>
         </w:rPr>
-        <w:t>HMAC webhook</w:t>
+        <w:t>Financial-data filter mode</w:t>
       </w:r>
     </w:p>
     <w:p>
@@ -16424,7 +18640,22 @@
           <w:color w:val="202020"/>
           <w:sz w:val="20"/>
         </w:rPr>
-        <w:t>An inbound change notification whose authenticity is proven by an HMAC-SHA256 signature over the raw body, validated (constant-time) before the payload is parsed. A configured port with no secret fails closed.</w:t>
+        <w:t xml:space="preserve">The default </w:t>
+      </w:r>
+      <w:r>
+        <w:rPr>
+          <w:rFonts w:ascii="Consolas" w:hAnsi="Consolas"/>
+          <w:color w:val="202020"/>
+          <w:sz w:val="19"/>
+        </w:rPr>
+        <w:t>FINANCIAL_DATA_MODE=filter</w:t>
+      </w:r>
+      <w:r>
+        <w:rPr>
+          <w:color w:val="202020"/>
+          <w:sz w:val="20"/>
+        </w:rPr>
+        <w:t xml:space="preserve"> behaviour: financial field values are stripped from every item — from both Graph properties and the searchable content body — before it is sent, while the classification properties stay set.</w:t>
       </w:r>
     </w:p>
     <w:p>
@@ -16445,7 +18676,7 @@
           <w:color w:val="202020"/>
           <w:sz w:val="20"/>
         </w:rPr>
-        <w:t>It gives near-real-time updates safely; a rise in rejected events means a secret-rotation mismatch or a forgery attempt, not a data problem.</w:t>
+        <w:t>It is why, out of the box in v1.1, Copilot never surfaces budgets, costs, rates or revenue even though the project records remain findable.</w:t>
       </w:r>
     </w:p>
     <w:p>
@@ -16459,7 +18690,7 @@
           <w:color w:val="1F3864"/>
           <w:sz w:val="22"/>
         </w:rPr>
-        <w:t>Deletion sweep</w:t>
+        <w:t>HMAC webhook</w:t>
       </w:r>
     </w:p>
     <w:p>
@@ -16480,7 +18711,22 @@
           <w:color w:val="202020"/>
           <w:sz w:val="20"/>
         </w:rPr>
-        <w:t>The full-crawl existence check that compares the ingested-item inventory against the source and withdraws records that no longer exist in Clarizen (Clarizen has no deletion feed), protected by two mass-deletion guards.</w:t>
+        <w:t xml:space="preserve">An inbound change notification whose authenticity is proven by an HMAC-SHA256 signature over </w:t>
+      </w:r>
+      <w:r>
+        <w:rPr>
+          <w:rFonts w:ascii="Consolas" w:hAnsi="Consolas"/>
+          <w:color w:val="202020"/>
+          <w:sz w:val="19"/>
+        </w:rPr>
+        <w:t>{timestamp}.{raw body}</w:t>
+      </w:r>
+      <w:r>
+        <w:rPr>
+          <w:color w:val="202020"/>
+          <w:sz w:val="20"/>
+        </w:rPr>
+        <w:t>, validated (constant-time) before the payload is parsed. A configured port with no secret fails closed.</w:t>
       </w:r>
     </w:p>
     <w:p>
@@ -16501,22 +18747,7 @@
           <w:color w:val="202020"/>
           <w:sz w:val="20"/>
         </w:rPr>
-        <w:t xml:space="preserve">It is why deletions in Clarizen eventually disappear from Copilot; a </w:t>
-      </w:r>
-      <w:r>
-        <w:rPr>
-          <w:rFonts w:ascii="Consolas" w:hAnsi="Consolas"/>
-          <w:color w:val="202020"/>
-          <w:sz w:val="19"/>
-        </w:rPr>
-        <w:t>deletion_sweep_skipped</w:t>
-      </w:r>
-      <w:r>
-        <w:rPr>
-          <w:color w:val="202020"/>
-          <w:sz w:val="20"/>
-        </w:rPr>
-        <w:t xml:space="preserve"> alert means a guard caught an implausibly large delete.</w:t>
+        <w:t>It gives near-real-time updates safely; a rise in rejected events means a secret-rotation mismatch, a stale/replayed post or a forgery attempt, not a data problem.</w:t>
       </w:r>
     </w:p>
     <w:p>
@@ -16530,7 +18761,7 @@
           <w:color w:val="1F3864"/>
           <w:sz w:val="22"/>
         </w:rPr>
-        <w:t>Delta cursor</w:t>
+        <w:t>Webhook anti-replay / signed timestamp</w:t>
       </w:r>
     </w:p>
     <w:p>
@@ -16551,7 +18782,7 @@
           <w:color w:val="202020"/>
           <w:sz w:val="20"/>
         </w:rPr>
-        <w:t xml:space="preserve">The </w:t>
+        <w:t xml:space="preserve">The v1.1 replay protection: the sender binds a timestamp into the HMAC by signing </w:t>
       </w:r>
       <w:r>
         <w:rPr>
@@ -16559,14 +18790,59 @@
           <w:color w:val="202020"/>
           <w:sz w:val="19"/>
         </w:rPr>
-        <w:t>LastUpdatedOn &gt; &lt;last-sync&gt;</w:t>
+        <w:t>{timestamp}.{body}</w:t>
       </w:r>
       <w:r>
         <w:rPr>
           <w:color w:val="202020"/>
           <w:sz w:val="20"/>
         </w:rPr>
-        <w:t xml:space="preserve"> condition an incremental crawl adds so it only fetches records changed since the previous run.</w:t>
+        <w:t xml:space="preserve"> and sends it in </w:t>
+      </w:r>
+      <w:r>
+        <w:rPr>
+          <w:rFonts w:ascii="Consolas" w:hAnsi="Consolas"/>
+          <w:color w:val="202020"/>
+          <w:sz w:val="19"/>
+        </w:rPr>
+        <w:t>CLARIZEN_WEBHOOK_TIMESTAMP_HEADER</w:t>
+      </w:r>
+      <w:r>
+        <w:rPr>
+          <w:color w:val="202020"/>
+          <w:sz w:val="20"/>
+        </w:rPr>
+        <w:t xml:space="preserve">. With </w:t>
+      </w:r>
+      <w:r>
+        <w:rPr>
+          <w:rFonts w:ascii="Consolas" w:hAnsi="Consolas"/>
+          <w:color w:val="202020"/>
+          <w:sz w:val="19"/>
+        </w:rPr>
+        <w:t>CLARIZEN_WEBHOOK_REQUIRE_TIMESTAMP=true</w:t>
+      </w:r>
+      <w:r>
+        <w:rPr>
+          <w:color w:val="202020"/>
+          <w:sz w:val="20"/>
+        </w:rPr>
+        <w:t xml:space="preserve"> (default), a post that is stale, future-dated, missing its timestamp, or a duplicate replayed within </w:t>
+      </w:r>
+      <w:r>
+        <w:rPr>
+          <w:rFonts w:ascii="Consolas" w:hAnsi="Consolas"/>
+          <w:color w:val="202020"/>
+          <w:sz w:val="19"/>
+        </w:rPr>
+        <w:t>..._TIMESTAMP_TOLERANCE_SECONDS</w:t>
+      </w:r>
+      <w:r>
+        <w:rPr>
+          <w:color w:val="202020"/>
+          <w:sz w:val="20"/>
+        </w:rPr>
+        <w:t xml:space="preserve"> (default 300) is rejected fail-closed before parsing.</w:t>
       </w:r>
     </w:p>
     <w:p>
@@ -16587,7 +18863,568 @@
           <w:color w:val="202020"/>
           <w:sz w:val="20"/>
         </w:rPr>
+        <w:t>It stops a captured valid post being replayed to burn API budget or re-drive work; set REQUIRE_TIMESTAMP=false only to migrate senders that cannot send a timestamp (no replay protection then).</w:t>
+      </w:r>
+    </w:p>
+    <w:p>
+      <w:pPr>
+        <w:spacing w:after="20"/>
+        <w:keepNext/>
+      </w:pPr>
+      <w:r>
+        <w:rPr>
+          <w:b/>
+          <w:color w:val="1F3864"/>
+          <w:sz w:val="22"/>
+        </w:rPr>
+        <w:t>Deletion sweep</w:t>
+      </w:r>
+    </w:p>
+    <w:p>
+      <w:pPr>
+        <w:spacing w:after="20"/>
+        <w:ind w:left="240"/>
+      </w:pPr>
+      <w:r>
+        <w:rPr>
+          <w:b/>
+          <w:color w:val="595959"/>
+          <w:sz w:val="19"/>
+        </w:rPr>
+        <w:t xml:space="preserve">What it is  </w:t>
+      </w:r>
+      <w:r>
+        <w:rPr>
+          <w:color w:val="202020"/>
+          <w:sz w:val="20"/>
+        </w:rPr>
+        <w:t>The full-crawl existence check that compares the ingested-item inventory against the source and withdraws records that no longer exist in Clarizen (Clarizen has no deletion feed), protected by two mass-deletion guards.</w:t>
+      </w:r>
+    </w:p>
+    <w:p>
+      <w:pPr>
+        <w:spacing w:after="160"/>
+        <w:ind w:left="240"/>
+      </w:pPr>
+      <w:r>
+        <w:rPr>
+          <w:b/>
+          <w:color w:val="595959"/>
+          <w:sz w:val="19"/>
+        </w:rPr>
+        <w:t xml:space="preserve">Why it matters  </w:t>
+      </w:r>
+      <w:r>
+        <w:rPr>
+          <w:color w:val="202020"/>
+          <w:sz w:val="20"/>
+        </w:rPr>
+        <w:t xml:space="preserve">It is why deletions in Clarizen eventually disappear from Copilot; a </w:t>
+      </w:r>
+      <w:r>
+        <w:rPr>
+          <w:rFonts w:ascii="Consolas" w:hAnsi="Consolas"/>
+          <w:color w:val="202020"/>
+          <w:sz w:val="19"/>
+        </w:rPr>
+        <w:t>deletion_sweep_skipped</w:t>
+      </w:r>
+      <w:r>
+        <w:rPr>
+          <w:color w:val="202020"/>
+          <w:sz w:val="20"/>
+        </w:rPr>
+        <w:t xml:space="preserve"> alert means a guard caught an implausibly large delete.</w:t>
+      </w:r>
+    </w:p>
+    <w:p>
+      <w:pPr>
+        <w:spacing w:after="20"/>
+        <w:keepNext/>
+      </w:pPr>
+      <w:r>
+        <w:rPr>
+          <w:b/>
+          <w:color w:val="1F3864"/>
+          <w:sz w:val="22"/>
+        </w:rPr>
+        <w:t>Delta cursor</w:t>
+      </w:r>
+    </w:p>
+    <w:p>
+      <w:pPr>
+        <w:spacing w:after="20"/>
+        <w:ind w:left="240"/>
+      </w:pPr>
+      <w:r>
+        <w:rPr>
+          <w:b/>
+          <w:color w:val="595959"/>
+          <w:sz w:val="19"/>
+        </w:rPr>
+        <w:t xml:space="preserve">What it is  </w:t>
+      </w:r>
+      <w:r>
+        <w:rPr>
+          <w:color w:val="202020"/>
+          <w:sz w:val="20"/>
+        </w:rPr>
+        <w:t xml:space="preserve">The </w:t>
+      </w:r>
+      <w:r>
+        <w:rPr>
+          <w:rFonts w:ascii="Consolas" w:hAnsi="Consolas"/>
+          <w:color w:val="202020"/>
+          <w:sz w:val="19"/>
+        </w:rPr>
+        <w:t>LastUpdatedOn &gt; &lt;last-sync&gt;</w:t>
+      </w:r>
+      <w:r>
+        <w:rPr>
+          <w:color w:val="202020"/>
+          <w:sz w:val="20"/>
+        </w:rPr>
+        <w:t xml:space="preserve"> condition an incremental crawl adds so it only fetches records changed since the previous run.</w:t>
+      </w:r>
+    </w:p>
+    <w:p>
+      <w:pPr>
+        <w:spacing w:after="160"/>
+        <w:ind w:left="240"/>
+      </w:pPr>
+      <w:r>
+        <w:rPr>
+          <w:b/>
+          <w:color w:val="595959"/>
+          <w:sz w:val="19"/>
+        </w:rPr>
+        <w:t xml:space="preserve">Why it matters  </w:t>
+      </w:r>
+      <w:r>
+        <w:rPr>
+          <w:color w:val="202020"/>
+          <w:sz w:val="20"/>
+        </w:rPr>
         <w:t>It keeps incremental crawls cheap and fast; a lost cursor (state corruption) just makes the next incremental behave like a first run.</w:t>
+      </w:r>
+    </w:p>
+    <w:p>
+      <w:pPr>
+        <w:spacing w:after="20"/>
+        <w:keepNext/>
+      </w:pPr>
+      <w:r>
+        <w:rPr>
+          <w:b/>
+          <w:color w:val="1F3864"/>
+          <w:sz w:val="22"/>
+        </w:rPr>
+        <w:t>Dead-letter redaction</w:t>
+      </w:r>
+    </w:p>
+    <w:p>
+      <w:pPr>
+        <w:spacing w:after="20"/>
+        <w:ind w:left="240"/>
+      </w:pPr>
+      <w:r>
+        <w:rPr>
+          <w:b/>
+          <w:color w:val="595959"/>
+          <w:sz w:val="19"/>
+        </w:rPr>
+        <w:t xml:space="preserve">What it is  </w:t>
+      </w:r>
+      <w:r>
+        <w:rPr>
+          <w:color w:val="202020"/>
+          <w:sz w:val="20"/>
+        </w:rPr>
+        <w:t xml:space="preserve">The default </w:t>
+      </w:r>
+      <w:r>
+        <w:rPr>
+          <w:rFonts w:ascii="Consolas" w:hAnsi="Consolas"/>
+          <w:color w:val="202020"/>
+          <w:sz w:val="19"/>
+        </w:rPr>
+        <w:t>DEADLETTER_PAYLOAD_MODE=redacted</w:t>
+      </w:r>
+      <w:r>
+        <w:rPr>
+          <w:color w:val="202020"/>
+          <w:sz w:val="20"/>
+        </w:rPr>
+        <w:t xml:space="preserve"> behaviour: when a record fails to ingest, its failed-record file keeps the id, object type, error and per-field SHA-256 hashes but strips property/content values, ACL entries and response bodies (including the financial-classification paths). An unrecognised mode value fails start-up.</w:t>
+      </w:r>
+    </w:p>
+    <w:p>
+      <w:pPr>
+        <w:spacing w:after="160"/>
+        <w:ind w:left="240"/>
+      </w:pPr>
+      <w:r>
+        <w:rPr>
+          <w:b/>
+          <w:color w:val="595959"/>
+          <w:sz w:val="19"/>
+        </w:rPr>
+        <w:t xml:space="preserve">Why it matters  </w:t>
+      </w:r>
+      <w:r>
+        <w:rPr>
+          <w:color w:val="202020"/>
+          <w:sz w:val="20"/>
+        </w:rPr>
+        <w:t xml:space="preserve">It keeps raw source data — including financial values and PII — off disk by default; </w:t>
+      </w:r>
+      <w:r>
+        <w:rPr>
+          <w:rFonts w:ascii="Consolas" w:hAnsi="Consolas"/>
+          <w:color w:val="202020"/>
+          <w:sz w:val="19"/>
+        </w:rPr>
+        <w:t>retry-failed</w:t>
+      </w:r>
+      <w:r>
+        <w:rPr>
+          <w:color w:val="202020"/>
+          <w:sz w:val="20"/>
+        </w:rPr>
+        <w:t xml:space="preserve"> re-fetches from source, so redaction costs nothing operationally. Use </w:t>
+      </w:r>
+      <w:r>
+        <w:rPr>
+          <w:rFonts w:ascii="Consolas" w:hAnsi="Consolas"/>
+          <w:color w:val="202020"/>
+          <w:sz w:val="19"/>
+        </w:rPr>
+        <w:t>full</w:t>
+      </w:r>
+      <w:r>
+        <w:rPr>
+          <w:color w:val="202020"/>
+          <w:sz w:val="20"/>
+        </w:rPr>
+        <w:t xml:space="preserve"> only where the queue is tightly ACL'd for diagnosis.</w:t>
+      </w:r>
+    </w:p>
+    <w:p>
+      <w:pPr>
+        <w:spacing w:after="20"/>
+        <w:keepNext/>
+      </w:pPr>
+      <w:r>
+        <w:rPr>
+          <w:b/>
+          <w:color w:val="1F3864"/>
+          <w:sz w:val="22"/>
+        </w:rPr>
+        <w:t>Decision ledger</w:t>
+      </w:r>
+    </w:p>
+    <w:p>
+      <w:pPr>
+        <w:spacing w:after="20"/>
+        <w:ind w:left="240"/>
+      </w:pPr>
+      <w:r>
+        <w:rPr>
+          <w:b/>
+          <w:color w:val="595959"/>
+          <w:sz w:val="19"/>
+        </w:rPr>
+        <w:t xml:space="preserve">What it is  </w:t>
+      </w:r>
+      <w:r>
+        <w:rPr>
+          <w:color w:val="202020"/>
+          <w:sz w:val="20"/>
+        </w:rPr>
+        <w:t>An append-only, SHA-256 hash-chained record (</w:t>
+      </w:r>
+      <w:r>
+        <w:rPr>
+          <w:rFonts w:ascii="Consolas" w:hAnsi="Consolas"/>
+          <w:color w:val="202020"/>
+          <w:sz w:val="19"/>
+        </w:rPr>
+        <w:t>logs/decisions_&lt;CONNECTOR_ID&gt;.jsonl</w:t>
+      </w:r>
+      <w:r>
+        <w:rPr>
+          <w:color w:val="202020"/>
+          <w:sz w:val="20"/>
+        </w:rPr>
+        <w:t xml:space="preserve">) of governance DECISIONS — items excluded (no resolvable ACL) and items ACL-restricted (financial </w:t>
+      </w:r>
+      <w:r>
+        <w:rPr>
+          <w:rFonts w:ascii="Consolas" w:hAnsi="Consolas"/>
+          <w:color w:val="202020"/>
+          <w:sz w:val="19"/>
+        </w:rPr>
+        <w:t>acl</w:t>
+      </w:r>
+      <w:r>
+        <w:rPr>
+          <w:color w:val="202020"/>
+          <w:sz w:val="20"/>
+        </w:rPr>
+        <w:t xml:space="preserve"> mode, classification enforcement). Ids and reasons only, never content or PII. On by default (</w:t>
+      </w:r>
+      <w:r>
+        <w:rPr>
+          <w:rFonts w:ascii="Consolas" w:hAnsi="Consolas"/>
+          <w:color w:val="202020"/>
+          <w:sz w:val="19"/>
+        </w:rPr>
+        <w:t>DECISION_LEDGER=true</w:t>
+      </w:r>
+      <w:r>
+        <w:rPr>
+          <w:color w:val="202020"/>
+          <w:sz w:val="20"/>
+        </w:rPr>
+        <w:t>).</w:t>
+      </w:r>
+    </w:p>
+    <w:p>
+      <w:pPr>
+        <w:spacing w:after="160"/>
+        <w:ind w:left="240"/>
+      </w:pPr>
+      <w:r>
+        <w:rPr>
+          <w:b/>
+          <w:color w:val="595959"/>
+          <w:sz w:val="19"/>
+        </w:rPr>
+        <w:t xml:space="preserve">Why it matters  </w:t>
+      </w:r>
+      <w:r>
+        <w:rPr>
+          <w:color w:val="202020"/>
+          <w:sz w:val="20"/>
+        </w:rPr>
+        <w:t>It gives you a tamper-evident answer to "why was this item hidden or restricted?": any edit, reorder or deletion breaks the chain and is detectable by the verify step. Store it off-host for strong non-repudiation.</w:t>
+      </w:r>
+    </w:p>
+    <w:p>
+      <w:pPr>
+        <w:spacing w:after="20"/>
+        <w:keepNext/>
+      </w:pPr>
+      <w:r>
+        <w:rPr>
+          <w:b/>
+          <w:color w:val="1F3864"/>
+          <w:sz w:val="22"/>
+        </w:rPr>
+        <w:t>Classification enforcement (advisory tag to ACL)</w:t>
+      </w:r>
+    </w:p>
+    <w:p>
+      <w:pPr>
+        <w:spacing w:after="20"/>
+        <w:ind w:left="240"/>
+      </w:pPr>
+      <w:r>
+        <w:rPr>
+          <w:b/>
+          <w:color w:val="595959"/>
+          <w:sz w:val="19"/>
+        </w:rPr>
+        <w:t xml:space="preserve">What it is  </w:t>
+      </w:r>
+      <w:r>
+        <w:rPr>
+          <w:color w:val="202020"/>
+          <w:sz w:val="20"/>
+        </w:rPr>
+        <w:t xml:space="preserve">The opt-in </w:t>
+      </w:r>
+      <w:r>
+        <w:rPr>
+          <w:rFonts w:ascii="Consolas" w:hAnsi="Consolas"/>
+          <w:color w:val="202020"/>
+          <w:sz w:val="19"/>
+        </w:rPr>
+        <w:t>CLASSIFICATION_ENFORCE_ACL</w:t>
+      </w:r>
+      <w:r>
+        <w:rPr>
+          <w:color w:val="202020"/>
+          <w:sz w:val="20"/>
+        </w:rPr>
+        <w:t xml:space="preserve">: it turns the advisory </w:t>
+      </w:r>
+      <w:r>
+        <w:rPr>
+          <w:rFonts w:ascii="Consolas" w:hAnsi="Consolas"/>
+          <w:color w:val="202020"/>
+          <w:sz w:val="19"/>
+        </w:rPr>
+        <w:t>SensitivityLabel</w:t>
+      </w:r>
+      <w:r>
+        <w:rPr>
+          <w:color w:val="202020"/>
+          <w:sz w:val="20"/>
+        </w:rPr>
+        <w:t xml:space="preserve"> tag into a real connector-layer ACL restriction by locking every </w:t>
+      </w:r>
+      <w:r>
+        <w:rPr>
+          <w:rFonts w:ascii="Consolas" w:hAnsi="Consolas"/>
+          <w:color w:val="202020"/>
+          <w:sz w:val="19"/>
+        </w:rPr>
+        <w:t>Restricted</w:t>
+      </w:r>
+      <w:r>
+        <w:rPr>
+          <w:color w:val="202020"/>
+          <w:sz w:val="20"/>
+        </w:rPr>
+        <w:t xml:space="preserve"> item to </w:t>
+      </w:r>
+      <w:r>
+        <w:rPr>
+          <w:rFonts w:ascii="Consolas" w:hAnsi="Consolas"/>
+          <w:color w:val="202020"/>
+          <w:sz w:val="19"/>
+        </w:rPr>
+        <w:t>CLASSIFICATION_RESTRICTED_GROUP_ID</w:t>
+      </w:r>
+      <w:r>
+        <w:rPr>
+          <w:color w:val="202020"/>
+          <w:sz w:val="20"/>
+        </w:rPr>
+        <w:t xml:space="preserve"> (grants replaced, denies kept). Off by default; requires </w:t>
+      </w:r>
+      <w:r>
+        <w:rPr>
+          <w:rFonts w:ascii="Consolas" w:hAnsi="Consolas"/>
+          <w:color w:val="202020"/>
+          <w:sz w:val="19"/>
+        </w:rPr>
+        <w:t>CLASSIFICATION=true</w:t>
+      </w:r>
+      <w:r>
+        <w:rPr>
+          <w:color w:val="202020"/>
+          <w:sz w:val="20"/>
+        </w:rPr>
+        <w:t xml:space="preserve"> and the group.</w:t>
+      </w:r>
+    </w:p>
+    <w:p>
+      <w:pPr>
+        <w:spacing w:after="160"/>
+        <w:ind w:left="240"/>
+      </w:pPr>
+      <w:r>
+        <w:rPr>
+          <w:b/>
+          <w:color w:val="595959"/>
+          <w:sz w:val="19"/>
+        </w:rPr>
+        <w:t xml:space="preserve">Why it matters  </w:t>
+      </w:r>
+      <w:r>
+        <w:rPr>
+          <w:color w:val="202020"/>
+          <w:sz w:val="20"/>
+        </w:rPr>
+        <w:t>It is the bridge between labelling (advisory only, honoured by nothing on its own) and actually restricting who can retrieve the most sensitive items through Copilot.</w:t>
+      </w:r>
+    </w:p>
+    <w:p>
+      <w:pPr>
+        <w:spacing w:after="20"/>
+        <w:keepNext/>
+      </w:pPr>
+      <w:r>
+        <w:rPr>
+          <w:b/>
+          <w:color w:val="1F3864"/>
+          <w:sz w:val="22"/>
+        </w:rPr>
+        <w:t>Stale-index item TTL / expirationDateTime</w:t>
+      </w:r>
+    </w:p>
+    <w:p>
+      <w:pPr>
+        <w:spacing w:after="20"/>
+        <w:ind w:left="240"/>
+      </w:pPr>
+      <w:r>
+        <w:rPr>
+          <w:b/>
+          <w:color w:val="595959"/>
+          <w:sz w:val="19"/>
+        </w:rPr>
+        <w:t xml:space="preserve">What it is  </w:t>
+      </w:r>
+      <w:r>
+        <w:rPr>
+          <w:color w:val="202020"/>
+          <w:sz w:val="20"/>
+        </w:rPr>
+        <w:t xml:space="preserve">The opt-in </w:t>
+      </w:r>
+      <w:r>
+        <w:rPr>
+          <w:rFonts w:ascii="Consolas" w:hAnsi="Consolas"/>
+          <w:color w:val="202020"/>
+          <w:sz w:val="19"/>
+        </w:rPr>
+        <w:t>GRAPH_ITEM_TTL_DAYS</w:t>
+      </w:r>
+      <w:r>
+        <w:rPr>
+          <w:color w:val="202020"/>
+          <w:sz w:val="20"/>
+        </w:rPr>
+        <w:t xml:space="preserve">: when &gt;0, every ingested item is stamped with a top-level </w:t>
+      </w:r>
+      <w:r>
+        <w:rPr>
+          <w:rFonts w:ascii="Consolas" w:hAnsi="Consolas"/>
+          <w:color w:val="202020"/>
+          <w:sz w:val="19"/>
+        </w:rPr>
+        <w:t>expirationDateTime = now + TTL</w:t>
+      </w:r>
+      <w:r>
+        <w:rPr>
+          <w:color w:val="202020"/>
+          <w:sz w:val="20"/>
+        </w:rPr>
+        <w:t>, so the Graph index self-expires if crawling stops after an outage. A healthy connector re-stamps each crawl.</w:t>
+      </w:r>
+    </w:p>
+    <w:p>
+      <w:pPr>
+        <w:spacing w:after="160"/>
+        <w:ind w:left="240"/>
+      </w:pPr>
+      <w:r>
+        <w:rPr>
+          <w:b/>
+          <w:color w:val="595959"/>
+          <w:sz w:val="19"/>
+        </w:rPr>
+        <w:t xml:space="preserve">Why it matters  </w:t>
+      </w:r>
+      <w:r>
+        <w:rPr>
+          <w:color w:val="202020"/>
+          <w:sz w:val="20"/>
+        </w:rPr>
+        <w:t>It is a defence-in-depth backstop for the case where crawling itself stops (a wedged host, a prolonged outage) — deletion sync needs a running crawl to act, the TTL does not. Set it comfortably above your full-crawl cadence so live items never expire between crawls.</w:t>
       </w:r>
     </w:p>
     <w:sectPr>

--- a/Operator_Guides/02_Clarizen_Connector_Guide.docx
+++ b/Operator_Guides/02_Clarizen_Connector_Guide.docx
@@ -155,7 +155,7 @@
                 <w:color w:val="202020"/>
                 <w:sz w:val="20"/>
               </w:rPr>
-              <w:t>1.1</w:t>
+              <w:t>1.2</w:t>
             </w:r>
           </w:p>
         </w:tc>
@@ -187,7 +187,7 @@
                 <w:color w:val="202020"/>
                 <w:sz w:val="20"/>
               </w:rPr>
-              <w:t>18 July 2026 (bank-grade hardening release)</w:t>
+              <w:t>20 July 2026 (adversarial hardening release)</w:t>
             </w:r>
           </w:p>
         </w:tc>
@@ -409,7 +409,7 @@
           <w:b/>
           <w:color w:val="202020"/>
         </w:rPr>
-        <w:t>575 automated tests</w:t>
+        <w:t>877 automated tests</w:t>
       </w:r>
       <w:r>
         <w:rPr>
@@ -664,6 +664,134 @@
         <w:t>1.3 What changed in this release — safe defaults</w:t>
       </w:r>
     </w:p>
+    <w:tbl>
+      <w:tblPr>
+        <w:tblW w:type="auto" w:w="0"/>
+        <w:tblLayout w:type="fixed"/>
+        <w:tblLook w:firstColumn="1" w:firstRow="1" w:lastColumn="0" w:lastRow="0" w:noHBand="0" w:noVBand="1" w:val="04A0"/>
+      </w:tblPr>
+      <w:tblGrid>
+        <w:gridCol w:w="9360"/>
+      </w:tblGrid>
+      <w:tr>
+        <w:tc>
+          <w:tcPr>
+            <w:tcW w:type="dxa" w:w="9360"/>
+            <w:shd w:val="clear" w:color="auto" w:fill="EAF0FA"/>
+            <w:tcBorders>
+              <w:top w:val="single" w:sz="4" w:space="0" w:color="2E5496"/>
+              <w:left w:val="single" w:sz="24" w:space="0" w:color="2E5496"/>
+              <w:bottom w:val="single" w:sz="4" w:space="0" w:color="2E5496"/>
+              <w:right w:val="single" w:sz="4" w:space="0" w:color="2E5496"/>
+            </w:tcBorders>
+          </w:tcPr>
+          <w:p>
+            <w:r>
+              <w:rPr>
+                <w:b/>
+                <w:color w:val="2E5496"/>
+              </w:rPr>
+              <w:t xml:space="preserve">Note: </w:t>
+            </w:r>
+            <w:r>
+              <w:rPr>
+                <w:b/>
+                <w:color w:val="202020"/>
+                <w:sz w:val="20"/>
+              </w:rPr>
+              <w:t>What changed in v1.2 (20 July 2026, adversarial hardening release).</w:t>
+            </w:r>
+            <w:r>
+              <w:rPr>
+                <w:color w:val="202020"/>
+                <w:sz w:val="20"/>
+              </w:rPr>
+              <w:t xml:space="preserve"> Two operator-visible changes, both documented in this guide: the content gate's </w:t>
+            </w:r>
+            <w:r>
+              <w:rPr>
+                <w:rFonts w:ascii="Consolas" w:hAnsi="Consolas"/>
+                <w:color w:val="202020"/>
+                <w:sz w:val="19"/>
+              </w:rPr>
+              <w:t>incomplete:</w:t>
+            </w:r>
+            <w:r>
+              <w:rPr>
+                <w:color w:val="202020"/>
+                <w:sz w:val="20"/>
+              </w:rPr>
+              <w:t xml:space="preserve"> verdict family — unscannable content is never stamped </w:t>
+            </w:r>
+            <w:r>
+              <w:rPr>
+                <w:rFonts w:ascii="Consolas" w:hAnsi="Consolas"/>
+                <w:color w:val="202020"/>
+                <w:sz w:val="19"/>
+              </w:rPr>
+              <w:t>clean</w:t>
+            </w:r>
+            <w:r>
+              <w:rPr>
+                <w:color w:val="202020"/>
+                <w:sz w:val="20"/>
+              </w:rPr>
+              <w:t xml:space="preserve"> (Section 5.5) — and fail-fast Graph schema configuration: an undeclared or blank Graph property now aborts the crawl with a typed error instead of silently dead-lettering every record, and </w:t>
+            </w:r>
+            <w:r>
+              <w:rPr>
+                <w:rFonts w:ascii="Consolas" w:hAnsi="Consolas"/>
+                <w:color w:val="202020"/>
+                <w:sz w:val="19"/>
+              </w:rPr>
+              <w:t>validate-config --strict</w:t>
+            </w:r>
+            <w:r>
+              <w:rPr>
+                <w:color w:val="202020"/>
+                <w:sz w:val="20"/>
+              </w:rPr>
+              <w:t xml:space="preserve"> catches it up front (Section 5.2). The test suite is now </w:t>
+            </w:r>
+            <w:r>
+              <w:rPr>
+                <w:b/>
+                <w:color w:val="202020"/>
+                <w:sz w:val="20"/>
+              </w:rPr>
+              <w:t>877 tests</w:t>
+            </w:r>
+            <w:r>
+              <w:rPr>
+                <w:color w:val="202020"/>
+                <w:sz w:val="20"/>
+              </w:rPr>
+              <w:t xml:space="preserve">. The full cross-connector story, including what remains open, is in the </w:t>
+            </w:r>
+            <w:r>
+              <w:rPr>
+                <w:b/>
+                <w:color w:val="202020"/>
+                <w:sz w:val="20"/>
+              </w:rPr>
+              <w:t>Release Notes — Hardening Programme (CONN-DOC-REL-01)</w:t>
+            </w:r>
+            <w:r>
+              <w:rPr>
+                <w:color w:val="202020"/>
+                <w:sz w:val="20"/>
+              </w:rPr>
+              <w:t>.</w:t>
+            </w:r>
+          </w:p>
+        </w:tc>
+      </w:tr>
+    </w:tbl>
+    <w:p>
+      <w:pPr>
+        <w:spacing w:after="40"/>
+      </w:pPr>
+    </w:p>
     <w:p>
       <w:pPr>
         <w:spacing w:after="120"/>
@@ -673,7 +801,7 @@
           <w:b/>
           <w:color w:val="202020"/>
         </w:rPr>
-        <w:t>Version 1.1 is a bank-grade hardening release.</w:t>
+        <w:t>Version 1.1 was a bank-grade hardening release.</w:t>
       </w:r>
       <w:r>
         <w:rPr>
@@ -4771,6 +4899,246 @@
     </w:p>
     <w:p>
       <w:pPr>
+        <w:pStyle w:val="Heading3"/>
+      </w:pPr>
+      <w:r>
+        <w:rPr>
+          <w:color w:val="2E5496"/>
+        </w:rPr>
+        <w:t>5.2.1 Schema declarations are enforced — a bad schema stops the crawl (changed in v1.2)</w:t>
+      </w:r>
+    </w:p>
+    <w:p>
+      <w:pPr>
+        <w:spacing w:after="120"/>
+      </w:pPr>
+      <w:r>
+        <w:rPr>
+          <w:color w:val="202020"/>
+        </w:rPr>
+        <w:t xml:space="preserve">Every property the connector stamps on an item must be declared in </w:t>
+      </w:r>
+      <w:r>
+        <w:rPr>
+          <w:rFonts w:ascii="Consolas" w:hAnsi="Consolas"/>
+          <w:color w:val="202020"/>
+          <w:sz w:val="19"/>
+        </w:rPr>
+        <w:t>config/graph-schema.json</w:t>
+      </w:r>
+      <w:r>
+        <w:rPr>
+          <w:color w:val="202020"/>
+        </w:rPr>
+        <w:t xml:space="preserve"> — the same file registered to Graph. Since v1.2 an </w:t>
+      </w:r>
+      <w:r>
+        <w:rPr>
+          <w:b/>
+          <w:color w:val="202020"/>
+        </w:rPr>
+        <w:t>undeclared or blank</w:t>
+      </w:r>
+      <w:r>
+        <w:rPr>
+          <w:color w:val="202020"/>
+        </w:rPr>
+        <w:t xml:space="preserve"> Graph property name (for example an empty property value in </w:t>
+      </w:r>
+      <w:r>
+        <w:rPr>
+          <w:rFonts w:ascii="Consolas" w:hAnsi="Consolas"/>
+          <w:color w:val="202020"/>
+          <w:sz w:val="19"/>
+        </w:rPr>
+        <w:t>selectedFields</w:t>
+      </w:r>
+      <w:r>
+        <w:rPr>
+          <w:color w:val="202020"/>
+        </w:rPr>
+        <w:t xml:space="preserve">, or a degenerate </w:t>
+      </w:r>
+      <w:r>
+        <w:rPr>
+          <w:rFonts w:ascii="Consolas" w:hAnsi="Consolas"/>
+          <w:color w:val="202020"/>
+          <w:sz w:val="19"/>
+        </w:rPr>
+        <w:t>graph-schema.json</w:t>
+      </w:r>
+      <w:r>
+        <w:rPr>
+          <w:color w:val="202020"/>
+        </w:rPr>
+        <w:t xml:space="preserve"> that is missing, empty, not a JSON array, or declares no usable names) </w:t>
+      </w:r>
+      <w:r>
+        <w:rPr>
+          <w:b/>
+          <w:color w:val="202020"/>
+        </w:rPr>
+        <w:t>aborts the crawl with a typed error</w:t>
+      </w:r>
+      <w:r>
+        <w:rPr>
+          <w:color w:val="202020"/>
+        </w:rPr>
+        <w:t xml:space="preserve"> (</w:t>
+      </w:r>
+      <w:r>
+        <w:rPr>
+          <w:rFonts w:ascii="Consolas" w:hAnsi="Consolas"/>
+          <w:color w:val="202020"/>
+          <w:sz w:val="19"/>
+        </w:rPr>
+        <w:t>UndeclaredGraphPropertyException</w:t>
+      </w:r>
+      <w:r>
+        <w:rPr>
+          <w:color w:val="202020"/>
+        </w:rPr>
+        <w:t xml:space="preserve"> or </w:t>
+      </w:r>
+      <w:r>
+        <w:rPr>
+          <w:rFonts w:ascii="Consolas" w:hAnsi="Consolas"/>
+          <w:color w:val="202020"/>
+          <w:sz w:val="19"/>
+        </w:rPr>
+        <w:t>GraphSchemaUnavailableException</w:t>
+      </w:r>
+      <w:r>
+        <w:rPr>
+          <w:color w:val="202020"/>
+        </w:rPr>
+        <w:t xml:space="preserve">) naming the problem: </w:t>
+      </w:r>
+      <w:r>
+        <w:rPr>
+          <w:b/>
+          <w:color w:val="202020"/>
+        </w:rPr>
+        <w:t>zero items are pushed to Graph, nothing is dead-lettered, and the sync cursor is held</w:t>
+      </w:r>
+      <w:r>
+        <w:rPr>
+          <w:color w:val="202020"/>
+        </w:rPr>
+        <w:t>, so the next run starts exactly where this one did.</w:t>
+      </w:r>
+    </w:p>
+    <w:p>
+      <w:pPr>
+        <w:spacing w:after="120"/>
+      </w:pPr>
+      <w:r>
+        <w:rPr>
+          <w:color w:val="202020"/>
+        </w:rPr>
+        <w:t xml:space="preserve">Previously such a mistake was demoted to per-record failures: every record was dead-lettered, the crawl closed as "completed", and the sync cursor advanced past records that never reached the index. That failure shape is gone. The operator procedure is simply: </w:t>
+      </w:r>
+      <w:r>
+        <w:rPr>
+          <w:b/>
+          <w:color w:val="202020"/>
+        </w:rPr>
+        <w:t xml:space="preserve">fix the schema, re-run </w:t>
+      </w:r>
+      <w:r>
+        <w:rPr>
+          <w:rFonts w:ascii="Consolas" w:hAnsi="Consolas"/>
+          <w:b/>
+          <w:color w:val="202020"/>
+          <w:sz w:val="19"/>
+        </w:rPr>
+        <w:t>validate-config --strict</w:t>
+      </w:r>
+      <w:r>
+        <w:rPr>
+          <w:b/>
+          <w:color w:val="202020"/>
+        </w:rPr>
+        <w:t>, then crawl.</w:t>
+      </w:r>
+      <w:r>
+        <w:rPr>
+          <w:color w:val="202020"/>
+        </w:rPr>
+        <w:t xml:space="preserve"> </w:t>
+      </w:r>
+      <w:r>
+        <w:rPr>
+          <w:rFonts w:ascii="Consolas" w:hAnsi="Consolas"/>
+          <w:color w:val="202020"/>
+          <w:sz w:val="19"/>
+        </w:rPr>
+        <w:t>validate-config --strict</w:t>
+      </w:r>
+      <w:r>
+        <w:rPr>
+          <w:color w:val="202020"/>
+        </w:rPr>
+        <w:t xml:space="preserve"> catches these shapes up front — a stamped-but-undeclared property is an error, a declared-but-unstamped property is a warning (a failure under </w:t>
+      </w:r>
+      <w:r>
+        <w:rPr>
+          <w:rFonts w:ascii="Consolas" w:hAnsi="Consolas"/>
+          <w:color w:val="202020"/>
+          <w:sz w:val="19"/>
+        </w:rPr>
+        <w:t>--strict</w:t>
+      </w:r>
+      <w:r>
+        <w:rPr>
+          <w:color w:val="202020"/>
+        </w:rPr>
+        <w:t xml:space="preserve">), a blank </w:t>
+      </w:r>
+      <w:r>
+        <w:rPr>
+          <w:rFonts w:ascii="Consolas" w:hAnsi="Consolas"/>
+          <w:color w:val="202020"/>
+          <w:sz w:val="19"/>
+        </w:rPr>
+        <w:t>selectedFields</w:t>
+      </w:r>
+      <w:r>
+        <w:rPr>
+          <w:color w:val="202020"/>
+        </w:rPr>
+        <w:t xml:space="preserve"> property value is rejected at config load, and degenerate </w:t>
+      </w:r>
+      <w:r>
+        <w:rPr>
+          <w:rFonts w:ascii="Consolas" w:hAnsi="Consolas"/>
+          <w:color w:val="202020"/>
+          <w:sz w:val="19"/>
+        </w:rPr>
+        <w:t>graph-schema.json</w:t>
+      </w:r>
+      <w:r>
+        <w:rPr>
+          <w:color w:val="202020"/>
+        </w:rPr>
+        <w:t xml:space="preserve"> files are reported instead of passing silently. </w:t>
+      </w:r>
+      <w:r>
+        <w:rPr>
+          <w:b/>
+          <w:color w:val="202020"/>
+        </w:rPr>
+        <w:t>Scope note:</w:t>
+      </w:r>
+      <w:r>
+        <w:rPr>
+          <w:color w:val="202020"/>
+        </w:rPr>
+        <w:t xml:space="preserve"> the stamped-property preflight invokes a hard-coded set of call sites, so it is retained only as an earlier, best-effort warning rather than as the guard — a stamp added outside those call sites passes preflight and is caught by the write-path abort described above, which needs no registration for a new stamp to be covered. Records are never silently dead-lettered for a configuration mistake.</w:t>
+      </w:r>
+    </w:p>
+    <w:p>
+      <w:pPr>
         <w:pStyle w:val="Heading2"/>
       </w:pPr>
       <w:r>
@@ -5456,6 +5824,940 @@
                 <w:sz w:val="20"/>
               </w:rPr>
               <w:t xml:space="preserve"> to restore the old full-crawl-only behaviour.</w:t>
+            </w:r>
+          </w:p>
+        </w:tc>
+      </w:tr>
+    </w:tbl>
+    <w:p>
+      <w:pPr>
+        <w:spacing w:after="40"/>
+      </w:pPr>
+    </w:p>
+    <w:p>
+      <w:pPr>
+        <w:pStyle w:val="Heading2"/>
+      </w:pPr>
+      <w:r>
+        <w:rPr>
+          <w:color w:val="2E5496"/>
+        </w:rPr>
+        <w:t>5.5 The content gate and the ContentGateStatus verdict (optional)</w:t>
+      </w:r>
+    </w:p>
+    <w:p>
+      <w:pPr>
+        <w:spacing w:after="120"/>
+      </w:pPr>
+      <w:r>
+        <w:rPr>
+          <w:color w:val="202020"/>
+        </w:rPr>
+        <w:t xml:space="preserve">Indexed content is Copilot </w:t>
+      </w:r>
+      <w:r>
+        <w:rPr>
+          <w:b/>
+          <w:color w:val="202020"/>
+        </w:rPr>
+        <w:t>grounding context</w:t>
+      </w:r>
+      <w:r>
+        <w:rPr>
+          <w:color w:val="202020"/>
+        </w:rPr>
+        <w:t xml:space="preserve">: whatever text an item carries is placed in front of the model for every user whose query it grounds. The optional </w:t>
+      </w:r>
+      <w:r>
+        <w:rPr>
+          <w:b/>
+          <w:color w:val="202020"/>
+        </w:rPr>
+        <w:t>content gate</w:t>
+      </w:r>
+      <w:r>
+        <w:rPr>
+          <w:color w:val="202020"/>
+        </w:rPr>
+        <w:t xml:space="preserve"> (</w:t>
+      </w:r>
+      <w:r>
+        <w:rPr>
+          <w:rFonts w:ascii="Consolas" w:hAnsi="Consolas"/>
+          <w:color w:val="202020"/>
+          <w:sz w:val="19"/>
+        </w:rPr>
+        <w:t>CONTENT_GATE</w:t>
+      </w:r>
+      <w:r>
+        <w:rPr>
+          <w:color w:val="202020"/>
+        </w:rPr>
+        <w:t xml:space="preserve">, default </w:t>
+      </w:r>
+      <w:r>
+        <w:rPr>
+          <w:b/>
+          <w:color w:val="202020"/>
+        </w:rPr>
+        <w:t>off</w:t>
+      </w:r>
+      <w:r>
+        <w:rPr>
+          <w:color w:val="202020"/>
+        </w:rPr>
+        <w:t xml:space="preserve">) scans content before it is indexed: a config-driven prompt-injection scanner over the final indexed text (patterns in </w:t>
+      </w:r>
+      <w:r>
+        <w:rPr>
+          <w:rFonts w:ascii="Consolas" w:hAnsi="Consolas"/>
+          <w:color w:val="202020"/>
+          <w:sz w:val="19"/>
+        </w:rPr>
+        <w:t>config/content-gate.json</w:t>
+      </w:r>
+      <w:r>
+        <w:rPr>
+          <w:color w:val="202020"/>
+        </w:rPr>
+        <w:t>) and an ICAP/HTTP malware scanner (</w:t>
+      </w:r>
+      <w:r>
+        <w:rPr>
+          <w:rFonts w:ascii="Consolas" w:hAnsi="Consolas"/>
+          <w:color w:val="202020"/>
+          <w:sz w:val="19"/>
+        </w:rPr>
+        <w:t>CONTENT_GATE_ICAP_URL</w:t>
+      </w:r>
+      <w:r>
+        <w:rPr>
+          <w:color w:val="202020"/>
+        </w:rPr>
+        <w:t xml:space="preserve">) over attachment binaries. With the gate off, behaviour and cost are byte-identical to not having the feature. The full design, configuration and runbook live in the repository's </w:t>
+      </w:r>
+      <w:r>
+        <w:rPr>
+          <w:rFonts w:ascii="Consolas" w:hAnsi="Consolas"/>
+          <w:color w:val="202020"/>
+          <w:sz w:val="19"/>
+        </w:rPr>
+        <w:t>docs/CONTENT_GATE.md</w:t>
+      </w:r>
+      <w:r>
+        <w:rPr>
+          <w:color w:val="202020"/>
+        </w:rPr>
+        <w:t>.</w:t>
+      </w:r>
+    </w:p>
+    <w:p>
+      <w:pPr>
+        <w:spacing w:after="120"/>
+      </w:pPr>
+      <w:r>
+        <w:rPr>
+          <w:color w:val="202020"/>
+        </w:rPr>
+        <w:t xml:space="preserve">Every scanned item is stamped with a </w:t>
+      </w:r>
+      <w:r>
+        <w:rPr>
+          <w:rFonts w:ascii="Consolas" w:hAnsi="Consolas"/>
+          <w:color w:val="202020"/>
+          <w:sz w:val="19"/>
+        </w:rPr>
+        <w:t>ContentGateStatus</w:t>
+      </w:r>
+      <w:r>
+        <w:rPr>
+          <w:color w:val="202020"/>
+        </w:rPr>
+        <w:t xml:space="preserve"> property. The value family is load-bearing — </w:t>
+      </w:r>
+      <w:r>
+        <w:rPr>
+          <w:rFonts w:ascii="Consolas" w:hAnsi="Consolas"/>
+          <w:b/>
+          <w:color w:val="202020"/>
+          <w:sz w:val="19"/>
+        </w:rPr>
+        <w:t>clean</w:t>
+      </w:r>
+      <w:r>
+        <w:rPr>
+          <w:b/>
+          <w:color w:val="202020"/>
+        </w:rPr>
+        <w:t xml:space="preserve"> means "read in full and nothing matched", never "we gave up"</w:t>
+      </w:r>
+      <w:r>
+        <w:rPr>
+          <w:color w:val="202020"/>
+        </w:rPr>
+        <w:t>:</w:t>
+      </w:r>
+    </w:p>
+    <w:tbl>
+      <w:tblPr>
+        <w:tblW w:type="auto" w:w="0"/>
+        <w:jc w:val="center"/>
+        <w:tblLayout w:type="fixed"/>
+        <w:tblLook w:firstColumn="1" w:firstRow="1" w:lastColumn="0" w:lastRow="0" w:noHBand="0" w:noVBand="1" w:val="04A0"/>
+        <w:tblBorders>
+          <w:top w:val="single" w:sz="4" w:space="0" w:color="C9D3E3"/>
+          <w:left w:val="single" w:sz="4" w:space="0" w:color="C9D3E3"/>
+          <w:bottom w:val="single" w:sz="4" w:space="0" w:color="C9D3E3"/>
+          <w:right w:val="single" w:sz="4" w:space="0" w:color="C9D3E3"/>
+          <w:insideH w:val="single" w:sz="4" w:space="0" w:color="C9D3E3"/>
+          <w:insideV w:val="single" w:sz="4" w:space="0" w:color="C9D3E3"/>
+        </w:tblBorders>
+      </w:tblPr>
+      <w:tblGrid>
+        <w:gridCol w:w="2300"/>
+        <w:gridCol w:w="5860"/>
+        <w:gridCol w:w="1200"/>
+      </w:tblGrid>
+      <w:tr>
+        <w:tc>
+          <w:tcPr>
+            <w:tcW w:type="dxa" w:w="2300"/>
+            <w:shd w:val="clear" w:color="auto" w:fill="2E5496"/>
+          </w:tcPr>
+          <w:p>
+            <w:r>
+              <w:rPr>
+                <w:b/>
+                <w:color w:val="FFFFFF"/>
+                <w:sz w:val="19"/>
+              </w:rPr>
+              <w:t>Value</w:t>
+            </w:r>
+          </w:p>
+        </w:tc>
+        <w:tc>
+          <w:tcPr>
+            <w:tcW w:type="dxa" w:w="5860"/>
+            <w:shd w:val="clear" w:color="auto" w:fill="2E5496"/>
+          </w:tcPr>
+          <w:p>
+            <w:r>
+              <w:rPr>
+                <w:b/>
+                <w:color w:val="FFFFFF"/>
+                <w:sz w:val="19"/>
+              </w:rPr>
+              <w:t>Meaning</w:t>
+            </w:r>
+          </w:p>
+        </w:tc>
+        <w:tc>
+          <w:tcPr>
+            <w:tcW w:type="dxa" w:w="1200"/>
+            <w:shd w:val="clear" w:color="auto" w:fill="2E5496"/>
+          </w:tcPr>
+          <w:p>
+            <w:r>
+              <w:rPr>
+                <w:b/>
+                <w:color w:val="FFFFFF"/>
+                <w:sz w:val="19"/>
+              </w:rPr>
+              <w:t>Indexed?</w:t>
+            </w:r>
+          </w:p>
+        </w:tc>
+      </w:tr>
+      <w:tr>
+        <w:tc>
+          <w:tcPr>
+            <w:tcW w:type="dxa" w:w="2300"/>
+          </w:tcPr>
+          <w:p>
+            <w:r>
+              <w:rPr>
+                <w:rFonts w:ascii="Consolas" w:hAnsi="Consolas"/>
+                <w:color w:val="202020"/>
+                <w:sz w:val="19"/>
+              </w:rPr>
+              <w:t>clean</w:t>
+            </w:r>
+          </w:p>
+        </w:tc>
+        <w:tc>
+          <w:tcPr>
+            <w:tcW w:type="dxa" w:w="5860"/>
+          </w:tcPr>
+          <w:p>
+            <w:r>
+              <w:rPr>
+                <w:color w:val="202020"/>
+                <w:sz w:val="19"/>
+              </w:rPr>
+              <w:t>The gate read ALL of the content — text and, for attachments, the bytes — and nothing matched.</w:t>
+            </w:r>
+          </w:p>
+        </w:tc>
+        <w:tc>
+          <w:tcPr>
+            <w:tcW w:type="dxa" w:w="1200"/>
+          </w:tcPr>
+          <w:p>
+            <w:r>
+              <w:rPr>
+                <w:color w:val="202020"/>
+                <w:sz w:val="19"/>
+              </w:rPr>
+              <w:t>Yes</w:t>
+            </w:r>
+          </w:p>
+        </w:tc>
+      </w:tr>
+      <w:tr>
+        <w:tc>
+          <w:tcPr>
+            <w:tcW w:type="dxa" w:w="2300"/>
+            <w:shd w:val="clear" w:color="auto" w:fill="F7F9FC"/>
+          </w:tcPr>
+          <w:p>
+            <w:r>
+              <w:rPr>
+                <w:rFonts w:ascii="Consolas" w:hAnsi="Consolas"/>
+                <w:color w:val="202020"/>
+                <w:sz w:val="19"/>
+              </w:rPr>
+              <w:t>incomplete:&lt;category&gt;</w:t>
+            </w:r>
+          </w:p>
+        </w:tc>
+        <w:tc>
+          <w:tcPr>
+            <w:tcW w:type="dxa" w:w="5860"/>
+            <w:shd w:val="clear" w:color="auto" w:fill="F7F9FC"/>
+          </w:tcPr>
+          <w:p>
+            <w:r>
+              <w:rPr>
+                <w:color w:val="202020"/>
+                <w:sz w:val="19"/>
+              </w:rPr>
+              <w:t xml:space="preserve">The gate could NOT read all of it (content over the scan cap, an unusable pattern set, or no scanner saw the attachment bytes) and the applicable fail mode is open. E.g. </w:t>
+            </w:r>
+            <w:r>
+              <w:rPr>
+                <w:rFonts w:ascii="Consolas" w:hAnsi="Consolas"/>
+                <w:color w:val="202020"/>
+                <w:sz w:val="19"/>
+              </w:rPr>
+              <w:t>incomplete:malware-unscannable</w:t>
+            </w:r>
+            <w:r>
+              <w:rPr>
+                <w:color w:val="202020"/>
+                <w:sz w:val="19"/>
+              </w:rPr>
+              <w:t xml:space="preserve"> (unscanned binary), </w:t>
+            </w:r>
+            <w:r>
+              <w:rPr>
+                <w:rFonts w:ascii="Consolas" w:hAnsi="Consolas"/>
+                <w:color w:val="202020"/>
+                <w:sz w:val="19"/>
+              </w:rPr>
+              <w:t>incomplete:injection.scan_truncated</w:t>
+            </w:r>
+            <w:r>
+              <w:rPr>
+                <w:color w:val="202020"/>
+                <w:sz w:val="19"/>
+              </w:rPr>
+              <w:t xml:space="preserve"> (text scanned only as a prefix).</w:t>
+            </w:r>
+          </w:p>
+        </w:tc>
+        <w:tc>
+          <w:tcPr>
+            <w:tcW w:type="dxa" w:w="1200"/>
+            <w:shd w:val="clear" w:color="auto" w:fill="F7F9FC"/>
+          </w:tcPr>
+          <w:p>
+            <w:r>
+              <w:rPr>
+                <w:color w:val="202020"/>
+                <w:sz w:val="19"/>
+              </w:rPr>
+              <w:t>Yes</w:t>
+            </w:r>
+          </w:p>
+        </w:tc>
+      </w:tr>
+      <w:tr>
+        <w:tc>
+          <w:tcPr>
+            <w:tcW w:type="dxa" w:w="2300"/>
+          </w:tcPr>
+          <w:p>
+            <w:r>
+              <w:rPr>
+                <w:rFonts w:ascii="Consolas" w:hAnsi="Consolas"/>
+                <w:color w:val="202020"/>
+                <w:sz w:val="19"/>
+              </w:rPr>
+              <w:t>incomplete:&lt;cat-a&gt;+&lt;cat-b&gt;</w:t>
+            </w:r>
+          </w:p>
+        </w:tc>
+        <w:tc>
+          <w:tcPr>
+            <w:tcW w:type="dxa" w:w="5860"/>
+          </w:tcPr>
+          <w:p>
+            <w:r>
+              <w:rPr>
+                <w:color w:val="202020"/>
+                <w:sz w:val="19"/>
+              </w:rPr>
+              <w:t>More than one incomplete reason applied — e.g. unscannable attachment bytes AND a truncated item-level text scan. Both categories are kept, in first-appearance order; an earlier reason is never replaced by a later one.</w:t>
+            </w:r>
+          </w:p>
+        </w:tc>
+        <w:tc>
+          <w:tcPr>
+            <w:tcW w:type="dxa" w:w="1200"/>
+          </w:tcPr>
+          <w:p>
+            <w:r>
+              <w:rPr>
+                <w:color w:val="202020"/>
+                <w:sz w:val="19"/>
+              </w:rPr>
+              <w:t>Yes</w:t>
+            </w:r>
+          </w:p>
+        </w:tc>
+      </w:tr>
+      <w:tr>
+        <w:tc>
+          <w:tcPr>
+            <w:tcW w:type="dxa" w:w="2300"/>
+            <w:shd w:val="clear" w:color="auto" w:fill="F7F9FC"/>
+          </w:tcPr>
+          <w:p>
+            <w:r>
+              <w:rPr>
+                <w:rFonts w:ascii="Consolas" w:hAnsi="Consolas"/>
+                <w:color w:val="202020"/>
+                <w:sz w:val="19"/>
+              </w:rPr>
+              <w:t>blocked:&lt;category&gt;</w:t>
+            </w:r>
+          </w:p>
+        </w:tc>
+        <w:tc>
+          <w:tcPr>
+            <w:tcW w:type="dxa" w:w="5860"/>
+            <w:shd w:val="clear" w:color="auto" w:fill="F7F9FC"/>
+          </w:tcPr>
+          <w:p>
+            <w:r>
+              <w:rPr>
+                <w:color w:val="202020"/>
+                <w:sz w:val="19"/>
+              </w:rPr>
+              <w:t>Positive verdict (injection or malware hit), or unscannable content with the applicable fail mode closed.</w:t>
+            </w:r>
+          </w:p>
+        </w:tc>
+        <w:tc>
+          <w:tcPr>
+            <w:tcW w:type="dxa" w:w="1200"/>
+            <w:shd w:val="clear" w:color="auto" w:fill="F7F9FC"/>
+          </w:tcPr>
+          <w:p>
+            <w:r>
+              <w:rPr>
+                <w:color w:val="202020"/>
+                <w:sz w:val="19"/>
+              </w:rPr>
+              <w:t>NO — quarantined to the dead-letter queue</w:t>
+            </w:r>
+          </w:p>
+        </w:tc>
+      </w:tr>
+    </w:tbl>
+    <w:p>
+      <w:pPr>
+        <w:spacing w:after="40"/>
+      </w:pPr>
+    </w:p>
+    <w:p>
+      <w:pPr>
+        <w:spacing w:after="120"/>
+      </w:pPr>
+      <w:r>
+        <w:rPr>
+          <w:b/>
+          <w:color w:val="202020"/>
+        </w:rPr>
+        <w:t xml:space="preserve">Unscannable binaries stamp </w:t>
+      </w:r>
+      <w:r>
+        <w:rPr>
+          <w:rFonts w:ascii="Consolas" w:hAnsi="Consolas"/>
+          <w:b/>
+          <w:color w:val="202020"/>
+          <w:sz w:val="19"/>
+        </w:rPr>
+        <w:t>incomplete</w:t>
+      </w:r>
+      <w:r>
+        <w:rPr>
+          <w:b/>
+          <w:color w:val="202020"/>
+        </w:rPr>
+        <w:t xml:space="preserve">, never </w:t>
+      </w:r>
+      <w:r>
+        <w:rPr>
+          <w:rFonts w:ascii="Consolas" w:hAnsi="Consolas"/>
+          <w:b/>
+          <w:color w:val="202020"/>
+          <w:sz w:val="19"/>
+        </w:rPr>
+        <w:t>clean</w:t>
+      </w:r>
+      <w:r>
+        <w:rPr>
+          <w:b/>
+          <w:color w:val="202020"/>
+        </w:rPr>
+        <w:t>.</w:t>
+      </w:r>
+      <w:r>
+        <w:rPr>
+          <w:color w:val="202020"/>
+        </w:rPr>
+        <w:t xml:space="preserve"> An attachment whose bytes no scanner read (AV outage, no ICAP URL, or over </w:t>
+      </w:r>
+      <w:r>
+        <w:rPr>
+          <w:rFonts w:ascii="Consolas" w:hAnsi="Consolas"/>
+          <w:color w:val="202020"/>
+          <w:sz w:val="19"/>
+        </w:rPr>
+        <w:t>CONTENT_GATE_MAX_SCAN_MB</w:t>
+      </w:r>
+      <w:r>
+        <w:rPr>
+          <w:color w:val="202020"/>
+        </w:rPr>
+        <w:t xml:space="preserve">) under fail-open is stamped </w:t>
+      </w:r>
+      <w:r>
+        <w:rPr>
+          <w:rFonts w:ascii="Consolas" w:hAnsi="Consolas"/>
+          <w:color w:val="202020"/>
+          <w:sz w:val="19"/>
+        </w:rPr>
+        <w:t>incomplete:malware-unscannable</w:t>
+      </w:r>
+      <w:r>
+        <w:rPr>
+          <w:color w:val="202020"/>
+        </w:rPr>
+        <w:t xml:space="preserve">, and the later item-level text scan never overwrites that verdict — clean extracted text says nothing about the bytes it came from. Likewise, text over the scan cap is scanned as a prefix: a hit inside the prefix still blocks, but no hit yields </w:t>
+      </w:r>
+      <w:r>
+        <w:rPr>
+          <w:rFonts w:ascii="Consolas" w:hAnsi="Consolas"/>
+          <w:color w:val="202020"/>
+          <w:sz w:val="19"/>
+        </w:rPr>
+        <w:t>incomplete:injection.scan_truncated</w:t>
+      </w:r>
+      <w:r>
+        <w:rPr>
+          <w:color w:val="202020"/>
+        </w:rPr>
+        <w:t xml:space="preserve">, not </w:t>
+      </w:r>
+      <w:r>
+        <w:rPr>
+          <w:rFonts w:ascii="Consolas" w:hAnsi="Consolas"/>
+          <w:color w:val="202020"/>
+          <w:sz w:val="19"/>
+        </w:rPr>
+        <w:t>clean</w:t>
+      </w:r>
+      <w:r>
+        <w:rPr>
+          <w:color w:val="202020"/>
+        </w:rPr>
+        <w:t xml:space="preserve">. The shipped fail modes are deliberately asymmetric: binary fails </w:t>
+      </w:r>
+      <w:r>
+        <w:rPr>
+          <w:b/>
+          <w:color w:val="202020"/>
+        </w:rPr>
+        <w:t>closed</w:t>
+      </w:r>
+      <w:r>
+        <w:rPr>
+          <w:color w:val="202020"/>
+        </w:rPr>
+        <w:t xml:space="preserve"> (quarantine) by default, text fails </w:t>
+      </w:r>
+      <w:r>
+        <w:rPr>
+          <w:b/>
+          <w:color w:val="202020"/>
+        </w:rPr>
+        <w:t>open with a loud warning</w:t>
+      </w:r>
+      <w:r>
+        <w:rPr>
+          <w:color w:val="202020"/>
+        </w:rPr>
+        <w:t xml:space="preserve"> (</w:t>
+      </w:r>
+      <w:r>
+        <w:rPr>
+          <w:rFonts w:ascii="Consolas" w:hAnsi="Consolas"/>
+          <w:color w:val="202020"/>
+          <w:sz w:val="19"/>
+        </w:rPr>
+        <w:t>CONTENT_GATE_FAIL_MODE_BINARY=closed</w:t>
+      </w:r>
+      <w:r>
+        <w:rPr>
+          <w:color w:val="202020"/>
+        </w:rPr>
+        <w:t xml:space="preserve">, </w:t>
+      </w:r>
+      <w:r>
+        <w:rPr>
+          <w:rFonts w:ascii="Consolas" w:hAnsi="Consolas"/>
+          <w:color w:val="202020"/>
+          <w:sz w:val="19"/>
+        </w:rPr>
+        <w:t>CONTENT_GATE_FAIL_MODE_TEXT=open</w:t>
+      </w:r>
+      <w:r>
+        <w:rPr>
+          <w:color w:val="202020"/>
+        </w:rPr>
+        <w:t>).</w:t>
+      </w:r>
+    </w:p>
+    <w:p>
+      <w:pPr>
+        <w:spacing w:after="120"/>
+      </w:pPr>
+      <w:r>
+        <w:rPr>
+          <w:b/>
+          <w:color w:val="202020"/>
+        </w:rPr>
+        <w:t xml:space="preserve">What you do when you see </w:t>
+      </w:r>
+      <w:r>
+        <w:rPr>
+          <w:rFonts w:ascii="Consolas" w:hAnsi="Consolas"/>
+          <w:b/>
+          <w:color w:val="202020"/>
+          <w:sz w:val="19"/>
+        </w:rPr>
+        <w:t>incomplete:</w:t>
+      </w:r>
+      <w:r>
+        <w:rPr>
+          <w:color w:val="202020"/>
+        </w:rPr>
+        <w:t xml:space="preserve"> — the item IS indexed, but part of it was never inspected:</w:t>
+      </w:r>
+    </w:p>
+    <w:p>
+      <w:pPr>
+        <w:pStyle w:val="ListNumber"/>
+        <w:spacing w:after="40"/>
+      </w:pPr>
+      <w:r>
+        <w:rPr>
+          <w:color w:val="202020"/>
+        </w:rPr>
+        <w:t xml:space="preserve">Treat it as a scanner-availability signal, not a content verdict. Check </w:t>
+      </w:r>
+      <w:r>
+        <w:rPr>
+          <w:rFonts w:ascii="Consolas" w:hAnsi="Consolas"/>
+          <w:color w:val="202020"/>
+          <w:sz w:val="19"/>
+        </w:rPr>
+        <w:t>content_gate_scan_unavailable_total{kind="binary"|"text"}</w:t>
+      </w:r>
+      <w:r>
+        <w:rPr>
+          <w:color w:val="202020"/>
+        </w:rPr>
+        <w:t xml:space="preserve"> — put an alert on that metric; it is the only signal that the gate stopped protecting a crawl.</w:t>
+      </w:r>
+    </w:p>
+    <w:p>
+      <w:pPr>
+        <w:pStyle w:val="ListNumber"/>
+        <w:spacing w:after="40"/>
+      </w:pPr>
+      <w:r>
+        <w:rPr>
+          <w:color w:val="202020"/>
+        </w:rPr>
+        <w:t xml:space="preserve">Fix the cause: restore the ICAP gateway / set </w:t>
+      </w:r>
+      <w:r>
+        <w:rPr>
+          <w:rFonts w:ascii="Consolas" w:hAnsi="Consolas"/>
+          <w:color w:val="202020"/>
+          <w:sz w:val="19"/>
+        </w:rPr>
+        <w:t>CONTENT_GATE_ICAP_URL</w:t>
+      </w:r>
+      <w:r>
+        <w:rPr>
+          <w:color w:val="202020"/>
+        </w:rPr>
+        <w:t xml:space="preserve"> (binary), repair </w:t>
+      </w:r>
+      <w:r>
+        <w:rPr>
+          <w:rFonts w:ascii="Consolas" w:hAnsi="Consolas"/>
+          <w:color w:val="202020"/>
+          <w:sz w:val="19"/>
+        </w:rPr>
+        <w:t>config/content-gate.json</w:t>
+      </w:r>
+      <w:r>
+        <w:rPr>
+          <w:color w:val="202020"/>
+        </w:rPr>
+        <w:t xml:space="preserve"> (text), or raise </w:t>
+      </w:r>
+      <w:r>
+        <w:rPr>
+          <w:rFonts w:ascii="Consolas" w:hAnsi="Consolas"/>
+          <w:color w:val="202020"/>
+          <w:sz w:val="19"/>
+        </w:rPr>
+        <w:t>CONTENT_GATE_MAX_SCAN_MB</w:t>
+      </w:r>
+      <w:r>
+        <w:rPr>
+          <w:color w:val="202020"/>
+        </w:rPr>
+        <w:t xml:space="preserve"> if legitimate content exceeds the scan cap.</w:t>
+      </w:r>
+    </w:p>
+    <w:p>
+      <w:pPr>
+        <w:pStyle w:val="ListNumber"/>
+        <w:spacing w:after="40"/>
+      </w:pPr>
+      <w:r>
+        <w:rPr>
+          <w:color w:val="202020"/>
+        </w:rPr>
+        <w:t xml:space="preserve">Re-ingest the affected items for a full-scan verdict — </w:t>
+      </w:r>
+      <w:r>
+        <w:rPr>
+          <w:rFonts w:ascii="Consolas" w:hAnsi="Consolas"/>
+          <w:color w:val="202020"/>
+          <w:sz w:val="19"/>
+        </w:rPr>
+        <w:t>ingest-item --id ...</w:t>
+      </w:r>
+      <w:r>
+        <w:rPr>
+          <w:color w:val="202020"/>
+        </w:rPr>
+        <w:t xml:space="preserve"> for one record, or the next crawl re-stamps everything it re-reads.</w:t>
+      </w:r>
+    </w:p>
+    <w:p>
+      <w:pPr>
+        <w:spacing w:after="120"/>
+      </w:pPr>
+      <w:r>
+        <w:rPr>
+          <w:b/>
+          <w:color w:val="202020"/>
+        </w:rPr>
+        <w:t>Quarantine, not drop.</w:t>
+      </w:r>
+      <w:r>
+        <w:rPr>
+          <w:color w:val="202020"/>
+        </w:rPr>
+        <w:t xml:space="preserve"> A </w:t>
+      </w:r>
+      <w:r>
+        <w:rPr>
+          <w:rFonts w:ascii="Consolas" w:hAnsi="Consolas"/>
+          <w:color w:val="202020"/>
+          <w:sz w:val="19"/>
+        </w:rPr>
+        <w:t>blocked:</w:t>
+      </w:r>
+      <w:r>
+        <w:rPr>
+          <w:color w:val="202020"/>
+        </w:rPr>
+        <w:t xml:space="preserve"> verdict never deletes anything: the item is withheld from the index, dead-lettered with reason </w:t>
+      </w:r>
+      <w:r>
+        <w:rPr>
+          <w:rFonts w:ascii="Consolas" w:hAnsi="Consolas"/>
+          <w:color w:val="202020"/>
+          <w:sz w:val="19"/>
+        </w:rPr>
+        <w:t>content-gate:&lt;category&gt;</w:t>
+      </w:r>
+      <w:r>
+        <w:rPr>
+          <w:color w:val="202020"/>
+        </w:rPr>
+        <w:t xml:space="preserve">, recorded in the decision ledger under the </w:t>
+      </w:r>
+      <w:r>
+        <w:rPr>
+          <w:rFonts w:ascii="Consolas" w:hAnsi="Consolas"/>
+          <w:color w:val="202020"/>
+          <w:sz w:val="19"/>
+        </w:rPr>
+        <w:t>quarantine</w:t>
+      </w:r>
+      <w:r>
+        <w:rPr>
+          <w:color w:val="202020"/>
+        </w:rPr>
+        <w:t xml:space="preserve"> kind, counted on </w:t>
+      </w:r>
+      <w:r>
+        <w:rPr>
+          <w:rFonts w:ascii="Consolas" w:hAnsi="Consolas"/>
+          <w:color w:val="202020"/>
+          <w:sz w:val="19"/>
+        </w:rPr>
+        <w:t>content_gate_blocked_total{category}</w:t>
+      </w:r>
+      <w:r>
+        <w:rPr>
+          <w:color w:val="202020"/>
+        </w:rPr>
+        <w:t xml:space="preserve">, and raised on the alert webhook. After fixing the document or tuning the pattern, </w:t>
+      </w:r>
+      <w:r>
+        <w:rPr>
+          <w:rFonts w:ascii="Consolas" w:hAnsi="Consolas"/>
+          <w:color w:val="202020"/>
+          <w:sz w:val="19"/>
+        </w:rPr>
+        <w:t>retry-failed</w:t>
+      </w:r>
+      <w:r>
+        <w:rPr>
+          <w:color w:val="202020"/>
+        </w:rPr>
+        <w:t xml:space="preserve"> re-fetches and re-drives it through the same gate. If a crawl suddenly quarantines every attachment, the ICAP gateway is probably down and the binary path is fail-closed as designed — fix the gateway, then </w:t>
+      </w:r>
+      <w:r>
+        <w:rPr>
+          <w:rFonts w:ascii="Consolas" w:hAnsi="Consolas"/>
+          <w:color w:val="202020"/>
+          <w:sz w:val="19"/>
+        </w:rPr>
+        <w:t>retry-failed</w:t>
+      </w:r>
+      <w:r>
+        <w:rPr>
+          <w:color w:val="202020"/>
+        </w:rPr>
+        <w:t>.</w:t>
+      </w:r>
+    </w:p>
+    <w:tbl>
+      <w:tblPr>
+        <w:tblW w:type="auto" w:w="0"/>
+        <w:tblLayout w:type="fixed"/>
+        <w:tblLook w:firstColumn="1" w:firstRow="1" w:lastColumn="0" w:lastRow="0" w:noHBand="0" w:noVBand="1" w:val="04A0"/>
+      </w:tblPr>
+      <w:tblGrid>
+        <w:gridCol w:w="9360"/>
+      </w:tblGrid>
+      <w:tr>
+        <w:tc>
+          <w:tcPr>
+            <w:tcW w:type="dxa" w:w="9360"/>
+            <w:shd w:val="clear" w:color="auto" w:fill="FBEDD6"/>
+            <w:tcBorders>
+              <w:top w:val="single" w:sz="4" w:space="0" w:color="C77700"/>
+              <w:left w:val="single" w:sz="24" w:space="0" w:color="C77700"/>
+              <w:bottom w:val="single" w:sz="4" w:space="0" w:color="C77700"/>
+              <w:right w:val="single" w:sz="4" w:space="0" w:color="C77700"/>
+            </w:tcBorders>
+          </w:tcPr>
+          <w:p>
+            <w:r>
+              <w:rPr>
+                <w:b/>
+                <w:color w:val="C77700"/>
+              </w:rPr>
+              <w:t xml:space="preserve">Important: </w:t>
+            </w:r>
+            <w:r>
+              <w:rPr>
+                <w:b/>
+                <w:color w:val="202020"/>
+                <w:sz w:val="20"/>
+              </w:rPr>
+              <w:t>What remains open.</w:t>
+            </w:r>
+            <w:r>
+              <w:rPr>
+                <w:color w:val="202020"/>
+                <w:sz w:val="20"/>
+              </w:rPr>
+              <w:t xml:space="preserve"> The injection scanner is a heuristic, not a security boundary — that is why its fail mode is open by default — and it has known, accepted residual false-positive shapes (accepted because quarantine is re-drivable, not destructive): a legitimate instruction to upload a file to an external URL ("send the invoice to https://portal.vendor.com/...") matches the exfiltration pattern, and emoji zero-width-joiner sequences adjacent to word characters can in principle match the hidden-text pattern. Tune or remove a systematically noisy pattern in </w:t>
+            </w:r>
+            <w:r>
+              <w:rPr>
+                <w:rFonts w:ascii="Consolas" w:hAnsi="Consolas"/>
+                <w:color w:val="202020"/>
+                <w:sz w:val="19"/>
+              </w:rPr>
+              <w:t>config/content-gate.json</w:t>
+            </w:r>
+            <w:r>
+              <w:rPr>
+                <w:color w:val="202020"/>
+                <w:sz w:val="20"/>
+              </w:rPr>
+              <w:t xml:space="preserve">, then </w:t>
+            </w:r>
+            <w:r>
+              <w:rPr>
+                <w:rFonts w:ascii="Consolas" w:hAnsi="Consolas"/>
+                <w:color w:val="202020"/>
+                <w:sz w:val="19"/>
+              </w:rPr>
+              <w:t>retry-failed</w:t>
+            </w:r>
+            <w:r>
+              <w:rPr>
+                <w:color w:val="202020"/>
+                <w:sz w:val="20"/>
+              </w:rPr>
+              <w:t>.</w:t>
             </w:r>
           </w:p>
         </w:tc>
@@ -9175,7 +10477,21 @@
         <w:rPr>
           <w:color w:val="202020"/>
         </w:rPr>
-        <w:t xml:space="preserve">. It checks the environment variables, config files, schema shape and — in strict mode — live connectivity to both Clarizen and Graph. Fix everything it reports before continuing. Then run </w:t>
+        <w:t xml:space="preserve">. It checks the environment variables, config files, schema shape — including that every property the connector stamps is declared in </w:t>
+      </w:r>
+      <w:r>
+        <w:rPr>
+          <w:rFonts w:ascii="Consolas" w:hAnsi="Consolas"/>
+          <w:color w:val="202020"/>
+          <w:sz w:val="19"/>
+        </w:rPr>
+        <w:t>config/graph-schema.json</w:t>
+      </w:r>
+      <w:r>
+        <w:rPr>
+          <w:color w:val="202020"/>
+        </w:rPr>
+        <w:t xml:space="preserve"> and that the file itself is usable (Section 5.2.1) — and, in strict mode, live connectivity to both Clarizen and Graph. Fix everything it reports before continuing. Then run </w:t>
       </w:r>
       <w:r>
         <w:rPr>
@@ -12833,6 +14149,262 @@
                 <w:color w:val="202020"/>
                 <w:sz w:val="19"/>
               </w:rPr>
+              <w:t xml:space="preserve">Crawl ABORTS with </w:t>
+            </w:r>
+            <w:r>
+              <w:rPr>
+                <w:rFonts w:ascii="Consolas" w:hAnsi="Consolas"/>
+                <w:color w:val="202020"/>
+                <w:sz w:val="19"/>
+              </w:rPr>
+              <w:t>UndeclaredGraphPropertyException</w:t>
+            </w:r>
+            <w:r>
+              <w:rPr>
+                <w:color w:val="202020"/>
+                <w:sz w:val="19"/>
+              </w:rPr>
+              <w:t xml:space="preserve"> (naming a property) or </w:t>
+            </w:r>
+            <w:r>
+              <w:rPr>
+                <w:rFonts w:ascii="Consolas" w:hAnsi="Consolas"/>
+                <w:color w:val="202020"/>
+                <w:sz w:val="19"/>
+              </w:rPr>
+              <w:t>GraphSchemaUnavailableException</w:t>
+            </w:r>
+            <w:r>
+              <w:rPr>
+                <w:color w:val="202020"/>
+                <w:sz w:val="19"/>
+              </w:rPr>
+              <w:t xml:space="preserve"> (naming </w:t>
+            </w:r>
+            <w:r>
+              <w:rPr>
+                <w:rFonts w:ascii="Consolas" w:hAnsi="Consolas"/>
+                <w:color w:val="202020"/>
+                <w:sz w:val="19"/>
+              </w:rPr>
+              <w:t>graph-schema.json</w:t>
+            </w:r>
+            <w:r>
+              <w:rPr>
+                <w:color w:val="202020"/>
+                <w:sz w:val="19"/>
+              </w:rPr>
+              <w:t>).</w:t>
+            </w:r>
+          </w:p>
+        </w:tc>
+        <w:tc>
+          <w:tcPr>
+            <w:tcW w:type="dxa" w:w="2760"/>
+          </w:tcPr>
+          <w:p>
+            <w:r>
+              <w:rPr>
+                <w:color w:val="202020"/>
+                <w:sz w:val="19"/>
+              </w:rPr>
+              <w:t xml:space="preserve">Fatal schema configuration, not bad data: an undeclared or blank Graph property stamp, or a missing/empty/non-array/no-usable-names </w:t>
+            </w:r>
+            <w:r>
+              <w:rPr>
+                <w:rFonts w:ascii="Consolas" w:hAnsi="Consolas"/>
+                <w:color w:val="202020"/>
+                <w:sz w:val="19"/>
+              </w:rPr>
+              <w:t>config/graph-schema.json</w:t>
+            </w:r>
+            <w:r>
+              <w:rPr>
+                <w:color w:val="202020"/>
+                <w:sz w:val="19"/>
+              </w:rPr>
+              <w:t xml:space="preserve"> (v1.2 behaviour, Section 5.2.1).</w:t>
+            </w:r>
+          </w:p>
+        </w:tc>
+        <w:tc>
+          <w:tcPr>
+            <w:tcW w:type="dxa" w:w="3600"/>
+          </w:tcPr>
+          <w:p>
+            <w:r>
+              <w:rPr>
+                <w:color w:val="202020"/>
+                <w:sz w:val="19"/>
+              </w:rPr>
+              <w:t xml:space="preserve">By design nothing was pushed, nothing was dead-lettered and the sync cursor was held — there is nothing to retry. Fix the schema, prove it with </w:t>
+            </w:r>
+            <w:r>
+              <w:rPr>
+                <w:rFonts w:ascii="Consolas" w:hAnsi="Consolas"/>
+                <w:color w:val="202020"/>
+                <w:sz w:val="19"/>
+              </w:rPr>
+              <w:t>validate-config --strict</w:t>
+            </w:r>
+            <w:r>
+              <w:rPr>
+                <w:color w:val="202020"/>
+                <w:sz w:val="19"/>
+              </w:rPr>
+              <w:t xml:space="preserve"> (which reports the same defect up front), then re-run the crawl.</w:t>
+            </w:r>
+          </w:p>
+        </w:tc>
+      </w:tr>
+      <w:tr>
+        <w:tc>
+          <w:tcPr>
+            <w:tcW w:type="dxa" w:w="3000"/>
+            <w:shd w:val="clear" w:color="auto" w:fill="F7F9FC"/>
+          </w:tcPr>
+          <w:p>
+            <w:r>
+              <w:rPr>
+                <w:color w:val="202020"/>
+                <w:sz w:val="19"/>
+              </w:rPr>
+              <w:t xml:space="preserve">Items stamped </w:t>
+            </w:r>
+            <w:r>
+              <w:rPr>
+                <w:rFonts w:ascii="Consolas" w:hAnsi="Consolas"/>
+                <w:color w:val="202020"/>
+                <w:sz w:val="19"/>
+              </w:rPr>
+              <w:t>ContentGateStatus=incomplete:&lt;category&gt;</w:t>
+            </w:r>
+            <w:r>
+              <w:rPr>
+                <w:color w:val="202020"/>
+                <w:sz w:val="19"/>
+              </w:rPr>
+              <w:t xml:space="preserve">; </w:t>
+            </w:r>
+            <w:r>
+              <w:rPr>
+                <w:rFonts w:ascii="Consolas" w:hAnsi="Consolas"/>
+                <w:color w:val="202020"/>
+                <w:sz w:val="19"/>
+              </w:rPr>
+              <w:t>content_gate_scan_unavailable_total{kind}</w:t>
+            </w:r>
+            <w:r>
+              <w:rPr>
+                <w:color w:val="202020"/>
+                <w:sz w:val="19"/>
+              </w:rPr>
+              <w:t xml:space="preserve"> climbing. Or: every attachment suddenly quarantined.</w:t>
+            </w:r>
+          </w:p>
+        </w:tc>
+        <w:tc>
+          <w:tcPr>
+            <w:tcW w:type="dxa" w:w="2760"/>
+            <w:shd w:val="clear" w:color="auto" w:fill="F7F9FC"/>
+          </w:tcPr>
+          <w:p>
+            <w:r>
+              <w:rPr>
+                <w:color w:val="202020"/>
+                <w:sz w:val="19"/>
+              </w:rPr>
+              <w:t xml:space="preserve">A content-gate scanner could not read all of the content: ICAP gateway down / no </w:t>
+            </w:r>
+            <w:r>
+              <w:rPr>
+                <w:rFonts w:ascii="Consolas" w:hAnsi="Consolas"/>
+                <w:color w:val="202020"/>
+                <w:sz w:val="19"/>
+              </w:rPr>
+              <w:t>CONTENT_GATE_ICAP_URL</w:t>
+            </w:r>
+            <w:r>
+              <w:rPr>
+                <w:color w:val="202020"/>
+                <w:sz w:val="19"/>
+              </w:rPr>
+              <w:t xml:space="preserve"> (binary), unusable pattern set (text), or content over </w:t>
+            </w:r>
+            <w:r>
+              <w:rPr>
+                <w:rFonts w:ascii="Consolas" w:hAnsi="Consolas"/>
+                <w:color w:val="202020"/>
+                <w:sz w:val="19"/>
+              </w:rPr>
+              <w:t>CONTENT_GATE_MAX_SCAN_MB</w:t>
+            </w:r>
+            <w:r>
+              <w:rPr>
+                <w:color w:val="202020"/>
+                <w:sz w:val="19"/>
+              </w:rPr>
+              <w:t>. Mass quarantine = binary path fail-closed while the scanner is unavailable — by design.</w:t>
+            </w:r>
+          </w:p>
+        </w:tc>
+        <w:tc>
+          <w:tcPr>
+            <w:tcW w:type="dxa" w:w="3600"/>
+            <w:shd w:val="clear" w:color="auto" w:fill="F7F9FC"/>
+          </w:tcPr>
+          <w:p>
+            <w:r>
+              <w:rPr>
+                <w:color w:val="202020"/>
+                <w:sz w:val="19"/>
+              </w:rPr>
+              <w:t xml:space="preserve">Alert on the metric — fail-open is loud but the crawl proceeds unprotected. Fix the gateway/pattern set/cap (Section 5.5); </w:t>
+            </w:r>
+            <w:r>
+              <w:rPr>
+                <w:rFonts w:ascii="Consolas" w:hAnsi="Consolas"/>
+                <w:color w:val="202020"/>
+                <w:sz w:val="19"/>
+              </w:rPr>
+              <w:t>retry-failed</w:t>
+            </w:r>
+            <w:r>
+              <w:rPr>
+                <w:color w:val="202020"/>
+                <w:sz w:val="19"/>
+              </w:rPr>
+              <w:t xml:space="preserve"> re-drives quarantined items; re-ingest </w:t>
+            </w:r>
+            <w:r>
+              <w:rPr>
+                <w:rFonts w:ascii="Consolas" w:hAnsi="Consolas"/>
+                <w:color w:val="202020"/>
+                <w:sz w:val="19"/>
+              </w:rPr>
+              <w:t>incomplete</w:t>
+            </w:r>
+            <w:r>
+              <w:rPr>
+                <w:color w:val="202020"/>
+                <w:sz w:val="19"/>
+              </w:rPr>
+              <w:t xml:space="preserve"> items for a full-scan verdict. Nothing was deleted.</w:t>
+            </w:r>
+          </w:p>
+        </w:tc>
+      </w:tr>
+      <w:tr>
+        <w:tc>
+          <w:tcPr>
+            <w:tcW w:type="dxa" w:w="3000"/>
+          </w:tcPr>
+          <w:p>
+            <w:r>
+              <w:rPr>
+                <w:color w:val="202020"/>
+                <w:sz w:val="19"/>
+              </w:rPr>
               <w:t xml:space="preserve">Alert </w:t>
             </w:r>
             <w:r>
@@ -17356,6 +18928,118 @@
           </w:p>
         </w:tc>
       </w:tr>
+      <w:tr>
+        <w:tc>
+          <w:tcPr>
+            <w:tcW w:type="dxa" w:w="3900"/>
+          </w:tcPr>
+          <w:p>
+            <w:r>
+              <w:rPr>
+                <w:rFonts w:ascii="Consolas" w:hAnsi="Consolas"/>
+                <w:color w:val="202020"/>
+                <w:sz w:val="19"/>
+              </w:rPr>
+              <w:t>CONTENT_GATE</w:t>
+            </w:r>
+            <w:r>
+              <w:rPr>
+                <w:color w:val="202020"/>
+                <w:sz w:val="19"/>
+              </w:rPr>
+              <w:t xml:space="preserve"> (+ </w:t>
+            </w:r>
+            <w:r>
+              <w:rPr>
+                <w:rFonts w:ascii="Consolas" w:hAnsi="Consolas"/>
+                <w:color w:val="202020"/>
+                <w:sz w:val="19"/>
+              </w:rPr>
+              <w:t>CONTENT_GATE_ICAP_URL</w:t>
+            </w:r>
+            <w:r>
+              <w:rPr>
+                <w:color w:val="202020"/>
+                <w:sz w:val="19"/>
+              </w:rPr>
+              <w:t xml:space="preserve">, </w:t>
+            </w:r>
+            <w:r>
+              <w:rPr>
+                <w:rFonts w:ascii="Consolas" w:hAnsi="Consolas"/>
+                <w:color w:val="202020"/>
+                <w:sz w:val="19"/>
+              </w:rPr>
+              <w:t>CONTENT_GATE_FAIL_MODE[_BINARY|_TEXT]</w:t>
+            </w:r>
+            <w:r>
+              <w:rPr>
+                <w:color w:val="202020"/>
+                <w:sz w:val="19"/>
+              </w:rPr>
+              <w:t xml:space="preserve">, </w:t>
+            </w:r>
+            <w:r>
+              <w:rPr>
+                <w:rFonts w:ascii="Consolas" w:hAnsi="Consolas"/>
+                <w:color w:val="202020"/>
+                <w:sz w:val="19"/>
+              </w:rPr>
+              <w:t>CONTENT_GATE_MAX_SCAN_MB</w:t>
+            </w:r>
+            <w:r>
+              <w:rPr>
+                <w:color w:val="202020"/>
+                <w:sz w:val="19"/>
+              </w:rPr>
+              <w:t>)</w:t>
+            </w:r>
+          </w:p>
+        </w:tc>
+        <w:tc>
+          <w:tcPr>
+            <w:tcW w:type="dxa" w:w="1700"/>
+          </w:tcPr>
+          <w:p>
+            <w:r>
+              <w:rPr>
+                <w:color w:val="202020"/>
+                <w:sz w:val="19"/>
+              </w:rPr>
+              <w:t>false / unset / closed, open / 16</w:t>
+            </w:r>
+          </w:p>
+        </w:tc>
+        <w:tc>
+          <w:tcPr>
+            <w:tcW w:type="dxa" w:w="3760"/>
+          </w:tcPr>
+          <w:p>
+            <w:r>
+              <w:rPr>
+                <w:color w:val="202020"/>
+                <w:sz w:val="19"/>
+              </w:rPr>
+              <w:t xml:space="preserve">Prompt-injection + malware scanning before indexing (Section 5.5). Defaults: binary fails closed, text fails open (loud); unknown fail-mode values are a hard start-up error. Off = byte-identical behaviour, no cost. Full reference: </w:t>
+            </w:r>
+            <w:r>
+              <w:rPr>
+                <w:rFonts w:ascii="Consolas" w:hAnsi="Consolas"/>
+                <w:color w:val="202020"/>
+                <w:sz w:val="19"/>
+              </w:rPr>
+              <w:t>docs/CONTENT_GATE.md</w:t>
+            </w:r>
+            <w:r>
+              <w:rPr>
+                <w:color w:val="202020"/>
+                <w:sz w:val="19"/>
+              </w:rPr>
+              <w:t>.</w:t>
+            </w:r>
+          </w:p>
+        </w:tc>
+      </w:tr>
     </w:tbl>
     <w:p>
       <w:pPr>
@@ -19208,6 +20892,212 @@
           <w:sz w:val="20"/>
         </w:rPr>
         <w:t>It gives you a tamper-evident answer to "why was this item hidden or restricted?": any edit, reorder or deletion breaks the chain and is detectable by the verify step. Store it off-host for strong non-repudiation.</w:t>
+      </w:r>
+    </w:p>
+    <w:p>
+      <w:pPr>
+        <w:spacing w:after="20"/>
+        <w:keepNext/>
+      </w:pPr>
+      <w:r>
+        <w:rPr>
+          <w:b/>
+          <w:color w:val="1F3864"/>
+          <w:sz w:val="22"/>
+        </w:rPr>
+        <w:t>Content gate / ContentGateStatus</w:t>
+      </w:r>
+    </w:p>
+    <w:p>
+      <w:pPr>
+        <w:spacing w:after="20"/>
+        <w:ind w:left="240"/>
+      </w:pPr>
+      <w:r>
+        <w:rPr>
+          <w:b/>
+          <w:color w:val="595959"/>
+          <w:sz w:val="19"/>
+        </w:rPr>
+        <w:t xml:space="preserve">What it is  </w:t>
+      </w:r>
+      <w:r>
+        <w:rPr>
+          <w:color w:val="202020"/>
+          <w:sz w:val="20"/>
+        </w:rPr>
+        <w:t>The optional pre-index scanning stage (</w:t>
+      </w:r>
+      <w:r>
+        <w:rPr>
+          <w:rFonts w:ascii="Consolas" w:hAnsi="Consolas"/>
+          <w:color w:val="202020"/>
+          <w:sz w:val="19"/>
+        </w:rPr>
+        <w:t>CONTENT_GATE</w:t>
+      </w:r>
+      <w:r>
+        <w:rPr>
+          <w:color w:val="202020"/>
+          <w:sz w:val="20"/>
+        </w:rPr>
+        <w:t xml:space="preserve">, off by default): a prompt-injection scanner over the final indexed text and an ICAP malware scanner over attachment bytes. Every scanned item is stamped </w:t>
+      </w:r>
+      <w:r>
+        <w:rPr>
+          <w:rFonts w:ascii="Consolas" w:hAnsi="Consolas"/>
+          <w:color w:val="202020"/>
+          <w:sz w:val="19"/>
+        </w:rPr>
+        <w:t>ContentGateStatus</w:t>
+      </w:r>
+      <w:r>
+        <w:rPr>
+          <w:color w:val="202020"/>
+          <w:sz w:val="20"/>
+        </w:rPr>
+        <w:t xml:space="preserve">: </w:t>
+      </w:r>
+      <w:r>
+        <w:rPr>
+          <w:rFonts w:ascii="Consolas" w:hAnsi="Consolas"/>
+          <w:color w:val="202020"/>
+          <w:sz w:val="19"/>
+        </w:rPr>
+        <w:t>clean</w:t>
+      </w:r>
+      <w:r>
+        <w:rPr>
+          <w:color w:val="202020"/>
+          <w:sz w:val="20"/>
+        </w:rPr>
+        <w:t xml:space="preserve"> (read in full, nothing matched), </w:t>
+      </w:r>
+      <w:r>
+        <w:rPr>
+          <w:rFonts w:ascii="Consolas" w:hAnsi="Consolas"/>
+          <w:color w:val="202020"/>
+          <w:sz w:val="19"/>
+        </w:rPr>
+        <w:t>incomplete:&lt;category&gt;</w:t>
+      </w:r>
+      <w:r>
+        <w:rPr>
+          <w:color w:val="202020"/>
+          <w:sz w:val="20"/>
+        </w:rPr>
+        <w:t xml:space="preserve"> (part of the content was never inspected — e.g. </w:t>
+      </w:r>
+      <w:r>
+        <w:rPr>
+          <w:rFonts w:ascii="Consolas" w:hAnsi="Consolas"/>
+          <w:color w:val="202020"/>
+          <w:sz w:val="19"/>
+        </w:rPr>
+        <w:t>malware-unscannable</w:t>
+      </w:r>
+      <w:r>
+        <w:rPr>
+          <w:color w:val="202020"/>
+          <w:sz w:val="20"/>
+        </w:rPr>
+        <w:t xml:space="preserve">, </w:t>
+      </w:r>
+      <w:r>
+        <w:rPr>
+          <w:rFonts w:ascii="Consolas" w:hAnsi="Consolas"/>
+          <w:color w:val="202020"/>
+          <w:sz w:val="19"/>
+        </w:rPr>
+        <w:t>injection.scan_truncated</w:t>
+      </w:r>
+      <w:r>
+        <w:rPr>
+          <w:color w:val="202020"/>
+          <w:sz w:val="20"/>
+        </w:rPr>
+        <w:t xml:space="preserve"> — indexed under fail-open, never stamped clean), or </w:t>
+      </w:r>
+      <w:r>
+        <w:rPr>
+          <w:rFonts w:ascii="Consolas" w:hAnsi="Consolas"/>
+          <w:color w:val="202020"/>
+          <w:sz w:val="19"/>
+        </w:rPr>
+        <w:t>blocked:&lt;category&gt;</w:t>
+      </w:r>
+      <w:r>
+        <w:rPr>
+          <w:color w:val="202020"/>
+          <w:sz w:val="20"/>
+        </w:rPr>
+        <w:t xml:space="preserve"> (quarantined, re-drivable with </w:t>
+      </w:r>
+      <w:r>
+        <w:rPr>
+          <w:rFonts w:ascii="Consolas" w:hAnsi="Consolas"/>
+          <w:color w:val="202020"/>
+          <w:sz w:val="19"/>
+        </w:rPr>
+        <w:t>retry-failed</w:t>
+      </w:r>
+      <w:r>
+        <w:rPr>
+          <w:color w:val="202020"/>
+          <w:sz w:val="20"/>
+        </w:rPr>
+        <w:t>).</w:t>
+      </w:r>
+    </w:p>
+    <w:p>
+      <w:pPr>
+        <w:spacing w:after="160"/>
+        <w:ind w:left="240"/>
+      </w:pPr>
+      <w:r>
+        <w:rPr>
+          <w:b/>
+          <w:color w:val="595959"/>
+          <w:sz w:val="19"/>
+        </w:rPr>
+        <w:t xml:space="preserve">Why it matters  </w:t>
+      </w:r>
+      <w:r>
+        <w:rPr>
+          <w:color w:val="202020"/>
+          <w:sz w:val="20"/>
+        </w:rPr>
+        <w:t xml:space="preserve">Indexed text is Copilot grounding context, so a malicious record attacks every user whose query it grounds. </w:t>
+      </w:r>
+      <w:r>
+        <w:rPr>
+          <w:rFonts w:ascii="Consolas" w:hAnsi="Consolas"/>
+          <w:color w:val="202020"/>
+          <w:sz w:val="19"/>
+        </w:rPr>
+        <w:t>incomplete:</w:t>
+      </w:r>
+      <w:r>
+        <w:rPr>
+          <w:color w:val="202020"/>
+          <w:sz w:val="20"/>
+        </w:rPr>
+        <w:t xml:space="preserve"> is your signal that content was indexed without a full scan — alert on </w:t>
+      </w:r>
+      <w:r>
+        <w:rPr>
+          <w:rFonts w:ascii="Consolas" w:hAnsi="Consolas"/>
+          <w:color w:val="202020"/>
+          <w:sz w:val="19"/>
+        </w:rPr>
+        <w:t>content_gate_scan_unavailable_total</w:t>
+      </w:r>
+      <w:r>
+        <w:rPr>
+          <w:color w:val="202020"/>
+          <w:sz w:val="20"/>
+        </w:rPr>
+        <w:t xml:space="preserve"> (Section 5.5).</w:t>
       </w:r>
     </w:p>
     <w:p>

--- a/Operator_Guides/02_Clarizen_Connector_Guide.docx
+++ b/Operator_Guides/02_Clarizen_Connector_Guide.docx
@@ -402,14 +402,13 @@
         <w:rPr>
           <w:color w:val="202020"/>
         </w:rPr>
-        <w:t xml:space="preserve"> and normally run as a Windows service, that copies work-management records out of Clarizen and into the Microsoft 365 Copilot search index so that Copilot can answer questions about your organisation's projects. It ships with </w:t>
+        <w:t xml:space="preserve"> and normally run as a Windows service, that copies work-management records out of Clarizen and into the Microsoft 365 Copilot search index so that Copilot can answer questions about your organisation's projects. It ships with 897 automated tests</w:t>
       </w:r>
       <w:r>
         <w:rPr>
           <w:b/>
           <w:color w:val="202020"/>
         </w:rPr>
-        <w:t>877 automated tests</w:t>
       </w:r>
       <w:r>
         <w:rPr>
@@ -751,7 +750,7 @@
                 <w:color w:val="202020"/>
                 <w:sz w:val="20"/>
               </w:rPr>
-              <w:t xml:space="preserve"> catches it up front (Section 5.2). The test suite is now </w:t>
+              <w:t xml:space="preserve"> catches it up front (Section 5.2). The test suite is now 897 tests.</w:t>
             </w:r>
             <w:r>
               <w:rPr>
@@ -759,14 +758,13 @@
                 <w:color w:val="202020"/>
                 <w:sz w:val="20"/>
               </w:rPr>
-              <w:t>877 tests</w:t>
             </w:r>
             <w:r>
               <w:rPr>
                 <w:color w:val="202020"/>
                 <w:sz w:val="20"/>
               </w:rPr>
-              <w:t xml:space="preserve">. The full cross-connector story, including what remains open, is in the </w:t>
+              <w:t xml:space="preserve"> The full cross-connector story, including what remains open, is in the </w:t>
             </w:r>
             <w:r>
               <w:rPr>

--- a/Operator_Guides/02_Clarizen_Connector_Guide.docx
+++ b/Operator_Guides/02_Clarizen_Connector_Guide.docx
@@ -4685,7 +4685,7 @@
           <w:color w:val="202020"/>
           <w:sz w:val="19"/>
         </w:rPr>
-        <w:t>SensitivityLabel</w:t>
+        <w:t>advisorySensitivity</w:t>
       </w:r>
       <w:r>
         <w:rPr>
@@ -4757,7 +4757,7 @@
                 <w:color w:val="202020"/>
                 <w:sz w:val="19"/>
               </w:rPr>
-              <w:t>SensitivityLabel</w:t>
+              <w:t>advisorySensitivity</w:t>
             </w:r>
             <w:r>
               <w:rPr>
@@ -19184,7 +19184,7 @@
                 <w:color w:val="202020"/>
                 <w:sz w:val="19"/>
               </w:rPr>
-              <w:t>SensitivityLabel</w:t>
+              <w:t>advisorySensitivity</w:t>
             </w:r>
             <w:r>
               <w:rPr>
@@ -21153,7 +21153,7 @@
           <w:color w:val="202020"/>
           <w:sz w:val="19"/>
         </w:rPr>
-        <w:t>SensitivityLabel</w:t>
+        <w:t>advisorySensitivity</w:t>
       </w:r>
       <w:r>
         <w:rPr>
